--- a/Notes/2026-10-15-xloop-poland-hr-app-pilot-chat-genie-video-script.docx
+++ b/Notes/2026-10-15-xloop-poland-hr-app-pilot-chat-genie-video-script.docx
@@ -1,20 +1,30 @@
 
 <file path=word/document.xml><?xml version="1.0" encoding="utf-8"?>
-<w:document xmlns:wpc="http://schemas.microsoft.com/office/word/2010/wordprocessingCanvas" xmlns:mc="http://schemas.openxmlformats.org/markup-compatibility/2006" xmlns:o="urn:schemas-microsoft-com:office:office" xmlns:r="http://schemas.openxmlformats.org/officeDocument/2006/relationships" xmlns:m="http://schemas.openxmlformats.org/officeDocument/2006/math" xmlns:v="urn:schemas-microsoft-com:vml" xmlns:wp14="http://schemas.microsoft.com/office/word/2010/wordprocessingDrawing" xmlns:wp="http://schemas.openxmlformats.org/drawingml/2006/wordprocessingDrawing" xmlns:w10="urn:schemas-microsoft-com:office:word" xmlns:w="http://schemas.openxmlformats.org/wordprocessingml/2006/main" xmlns:w14="http://schemas.microsoft.com/office/word/2010/wordml" xmlns:w15="http://schemas.microsoft.com/office/word/2012/wordml" xmlns:wpg="http://schemas.microsoft.com/office/word/2010/wordprocessingGroup" xmlns:wpi="http://schemas.microsoft.com/office/word/2010/wordprocessingInk" xmlns:wne="http://schemas.microsoft.com/office/word/2006/wordml" xmlns:wps="http://schemas.microsoft.com/office/word/2010/wordprocessingShape" xmlns:cx="http://schemas.microsoft.com/office/drawing/2014/chartex" xmlns:cx1="http://schemas.microsoft.com/office/drawing/2015/9/8/chartex" xmlns:cx2="http://schemas.microsoft.com/office/drawing/2015/10/21/chartex" xmlns:cx3="http://schemas.microsoft.com/office/drawing/2016/5/9/chartex" xmlns:cx4="http://schemas.microsoft.com/office/drawing/2016/5/10/chartex" xmlns:cx5="http://schemas.microsoft.com/office/drawing/2016/5/11/chartex" xmlns:cx6="http://schemas.microsoft.com/office/drawing/2016/5/12/chartex" xmlns:cx7="http://schemas.microsoft.com/office/drawing/2016/5/13/chartex" xmlns:cx8="http://schemas.microsoft.com/office/drawing/2016/5/14/chartex" xmlns:aink="http://schemas.microsoft.com/office/drawing/2016/ink" xmlns:am3d="http://schemas.microsoft.com/office/drawing/2017/model3d" xmlns:w16cex="http://schemas.microsoft.com/office/word/2018/wordml/cex" xmlns:w16cid="http://schemas.microsoft.com/office/word/2016/wordml/cid" xmlns:w16="http://schemas.microsoft.com/office/word/2018/wordml" xmlns:w16sdtdh="http://schemas.microsoft.com/office/word/2020/wordml/sdtdatahash" xmlns:w16se="http://schemas.microsoft.com/office/word/2015/wordml/symex" mc:Ignorable="w14 w15 wp14">
+<w:document xmlns:wpc="http://schemas.microsoft.com/office/word/2010/wordprocessingCanvas" xmlns:cx="http://schemas.microsoft.com/office/drawing/2014/chartex" xmlns:cx1="http://schemas.microsoft.com/office/drawing/2015/9/8/chartex" xmlns:cx2="http://schemas.microsoft.com/office/drawing/2015/10/21/chartex" xmlns:cx3="http://schemas.microsoft.com/office/drawing/2016/5/9/chartex" xmlns:cx4="http://schemas.microsoft.com/office/drawing/2016/5/10/chartex" xmlns:cx5="http://schemas.microsoft.com/office/drawing/2016/5/11/chartex" xmlns:cx6="http://schemas.microsoft.com/office/drawing/2016/5/12/chartex" xmlns:cx7="http://schemas.microsoft.com/office/drawing/2016/5/13/chartex" xmlns:cx8="http://schemas.microsoft.com/office/drawing/2016/5/14/chartex" xmlns:mc="http://schemas.openxmlformats.org/markup-compatibility/2006" xmlns:aink="http://schemas.microsoft.com/office/drawing/2016/ink" xmlns:am3d="http://schemas.microsoft.com/office/drawing/2017/model3d" xmlns:o="urn:schemas-microsoft-com:office:office" xmlns:r="http://schemas.openxmlformats.org/officeDocument/2006/relationships" xmlns:m="http://schemas.openxmlformats.org/officeDocument/2006/math" xmlns:v="urn:schemas-microsoft-com:vml" xmlns:wp14="http://schemas.microsoft.com/office/word/2010/wordprocessingDrawing" xmlns:wp="http://schemas.openxmlformats.org/drawingml/2006/wordprocessingDrawing" xmlns:w10="urn:schemas-microsoft-com:office:word" xmlns:w="http://schemas.openxmlformats.org/wordprocessingml/2006/main" xmlns:w14="http://schemas.microsoft.com/office/word/2010/wordml" xmlns:w15="http://schemas.microsoft.com/office/word/2012/wordml" xmlns:w16cid="http://schemas.microsoft.com/office/word/2016/wordml/cid" xmlns:w16se="http://schemas.microsoft.com/office/word/2015/wordml/symex" xmlns:wpg="http://schemas.microsoft.com/office/word/2010/wordprocessingGroup" xmlns:wpi="http://schemas.microsoft.com/office/word/2010/wordprocessingInk" xmlns:wne="http://schemas.microsoft.com/office/word/2006/wordml" xmlns:wps="http://schemas.microsoft.com/office/word/2010/wordprocessingShape" mc:Ignorable="w14 w15 w16se w16cid wp14">
   <w:body>
     <w:p>
       <w:pPr>
         <w:spacing w:after="60"/>
       </w:pPr>
-      <w:r>
-        <w:rPr>
-          <w:rFonts w:ascii="Poppins" w:cs="Poppins" w:eastAsia="Poppins" w:hAnsi="Poppins"/>
+      <w:proofErr w:type="spellStart"/>
+      <w:r>
+        <w:rPr>
           <w:b/>
           <w:bCs/>
           <w:sz w:val="40"/>
           <w:szCs w:val="40"/>
         </w:rPr>
-        <w:t xml:space="preserve">xLoop HR App Pilot + Chat Genie</w:t>
+        <w:t>xLoop</w:t>
+      </w:r>
+      <w:proofErr w:type="spellEnd"/>
+      <w:r>
+        <w:rPr>
+          <w:b/>
+          <w:bCs/>
+          <w:sz w:val="40"/>
+          <w:szCs w:val="40"/>
+        </w:rPr>
+        <w:t xml:space="preserve"> HR App Pilot + Chat Genie</w:t>
       </w:r>
     </w:p>
     <w:p>
@@ -23,14 +33,13 @@
       </w:pPr>
       <w:r>
         <w:rPr>
-          <w:rFonts w:ascii="Poppins" w:cs="Poppins" w:eastAsia="Poppins" w:hAnsi="Poppins"/>
           <w:b/>
           <w:bCs/>
           <w:color w:val="2F2F2F"/>
           <w:sz w:val="26"/>
           <w:szCs w:val="26"/>
         </w:rPr>
-        <w:t xml:space="preserve">60-Second Video Script · Poland pitch</w:t>
+        <w:t>60-Second Video Script · Poland pitch</w:t>
       </w:r>
     </w:p>
     <w:p>
@@ -39,51 +48,42 @@
       </w:pPr>
       <w:r>
         <w:rPr>
-          <w:rFonts w:ascii="Poppins" w:cs="Poppins" w:eastAsia="Poppins" w:hAnsi="Poppins"/>
           <w:i/>
           <w:iCs/>
           <w:color w:val="666666"/>
-          <w:sz w:val="20"/>
-          <w:szCs w:val="20"/>
-        </w:rPr>
-        <w:t xml:space="preserve">All names, figures and documents on screen are dummy data. Small "Demo data" tag in a corner of every screen. No voiceover: on-screen text and music only.</w:t>
+        </w:rPr>
+        <w:t xml:space="preserve">All names, figures and documents on screen are dummy data. Small "Demo data" tag in a corner of every screen. </w:t>
       </w:r>
     </w:p>
     <w:p>
       <w:pPr>
         <w:pStyle w:val="Heading2"/>
         <w:pBdr>
-          <w:bottom w:val="single" w:color="2F2F2F" w:sz="6" w:space="2"/>
+          <w:bottom w:val="single" w:sz="6" w:space="2" w:color="2F2F2F"/>
         </w:pBdr>
-        <w:spacing w:after="80" w:before="320"/>
-      </w:pPr>
-      <w:r>
-        <w:rPr>
-          <w:rFonts w:ascii="Poppins" w:cs="Poppins" w:eastAsia="Poppins" w:hAnsi="Poppins"/>
+        <w:spacing w:before="320" w:after="80"/>
+      </w:pPr>
+      <w:r>
+        <w:rPr>
           <w:b/>
           <w:bCs/>
           <w:color w:val="111111"/>
-          <w:sz w:val="26"/>
-          <w:szCs w:val="26"/>
-        </w:rPr>
-        <w:t xml:space="preserve">SCENE 1 (0:00 - 0:07)</w:t>
-      </w:r>
-    </w:p>
-    <w:p>
-      <w:pPr>
-        <w:spacing w:after="60" w:before="120"/>
-      </w:pPr>
-      <w:r>
-        <w:rPr>
-          <w:rFonts w:ascii="Poppins" w:cs="Poppins" w:eastAsia="Poppins" w:hAnsi="Poppins"/>
+        </w:rPr>
+        <w:t>SCENE 1 (0:00 - 0:07)</w:t>
+      </w:r>
+    </w:p>
+    <w:p>
+      <w:pPr>
+        <w:spacing w:before="120" w:after="60"/>
+      </w:pPr>
+      <w:r>
+        <w:rPr>
           <w:b/>
           <w:bCs/>
           <w:caps/>
           <w:color w:val="666666"/>
-          <w:sz w:val="20"/>
-          <w:szCs w:val="20"/>
-        </w:rPr>
-        <w:t xml:space="preserve">Visuals</w:t>
+        </w:rPr>
+        <w:t>Visuals</w:t>
       </w:r>
     </w:p>
     <w:p>
@@ -97,11 +97,42 @@
       </w:pPr>
       <w:r>
         <w:rPr>
-          <w:rFonts w:ascii="Poppins" w:cs="Poppins" w:eastAsia="Poppins" w:hAnsi="Poppins"/>
-          <w:sz w:val="22"/>
-          <w:szCs w:val="22"/>
-        </w:rPr>
-        <w:t xml:space="preserve">Fast montage of Polish workplaces: a shared-services floor in Kraków, a warehouse night shift in Łódź, a production line near Poznań.</w:t>
+          <w:sz w:val="22"/>
+          <w:szCs w:val="22"/>
+        </w:rPr>
+        <w:t xml:space="preserve">Fast montage of Polish workplaces: a shared-services floor in Kraków, a warehouse night shift in </w:t>
+      </w:r>
+      <w:proofErr w:type="spellStart"/>
+      <w:r>
+        <w:rPr>
+          <w:sz w:val="22"/>
+          <w:szCs w:val="22"/>
+        </w:rPr>
+        <w:t>Łódź</w:t>
+      </w:r>
+      <w:proofErr w:type="spellEnd"/>
+      <w:r>
+        <w:rPr>
+          <w:sz w:val="22"/>
+          <w:szCs w:val="22"/>
+        </w:rPr>
+        <w:t xml:space="preserve">, a production line near </w:t>
+      </w:r>
+      <w:proofErr w:type="spellStart"/>
+      <w:r>
+        <w:rPr>
+          <w:sz w:val="22"/>
+          <w:szCs w:val="22"/>
+        </w:rPr>
+        <w:t>Poznań</w:t>
+      </w:r>
+      <w:proofErr w:type="spellEnd"/>
+      <w:r>
+        <w:rPr>
+          <w:sz w:val="22"/>
+          <w:szCs w:val="22"/>
+        </w:rPr>
+        <w:t>.</w:t>
       </w:r>
     </w:p>
     <w:p>
@@ -115,28 +146,24 @@
       </w:pPr>
       <w:r>
         <w:rPr>
-          <w:rFonts w:ascii="Poppins" w:cs="Poppins" w:eastAsia="Poppins" w:hAnsi="Poppins"/>
-          <w:sz w:val="22"/>
-          <w:szCs w:val="22"/>
-        </w:rPr>
-        <w:t xml:space="preserve">Chat bubbles pop above workers, one after another.</w:t>
-      </w:r>
-    </w:p>
-    <w:p>
-      <w:pPr>
-        <w:spacing w:after="60" w:before="120"/>
-      </w:pPr>
-      <w:r>
-        <w:rPr>
-          <w:rFonts w:ascii="Poppins" w:cs="Poppins" w:eastAsia="Poppins" w:hAnsi="Poppins"/>
+          <w:sz w:val="22"/>
+          <w:szCs w:val="22"/>
+        </w:rPr>
+        <w:t>Chat bubbles pop above workers, one after another.</w:t>
+      </w:r>
+    </w:p>
+    <w:p>
+      <w:pPr>
+        <w:spacing w:before="120" w:after="60"/>
+      </w:pPr>
+      <w:r>
+        <w:rPr>
           <w:b/>
           <w:bCs/>
           <w:caps/>
           <w:color w:val="666666"/>
-          <w:sz w:val="20"/>
-          <w:szCs w:val="20"/>
-        </w:rPr>
-        <w:t xml:space="preserve">On-screen text</w:t>
+        </w:rPr>
+        <w:t>On-screen text</w:t>
       </w:r>
     </w:p>
     <w:p>
@@ -146,13 +173,12 @@
       </w:pPr>
       <w:r>
         <w:rPr>
-          <w:rFonts w:ascii="Poppins" w:cs="Poppins" w:eastAsia="Poppins" w:hAnsi="Poppins"/>
-          <w:b/>
-          <w:bCs/>
-          <w:sz w:val="24"/>
-          <w:szCs w:val="24"/>
-        </w:rPr>
-        <w:t xml:space="preserve">1,200 employees. One HR team.</w:t>
+          <w:b/>
+          <w:bCs/>
+          <w:sz w:val="24"/>
+          <w:szCs w:val="24"/>
+        </w:rPr>
+        <w:t>1,200 employees. One HR team.</w:t>
       </w:r>
     </w:p>
     <w:p>
@@ -160,15 +186,34 @@
         <w:spacing w:after="40"/>
         <w:ind w:left="360"/>
       </w:pPr>
-      <w:r>
-        <w:rPr>
-          <w:rFonts w:ascii="Poppins" w:cs="Poppins" w:eastAsia="Poppins" w:hAnsi="Poppins"/>
-          <w:b/>
-          <w:bCs/>
-          <w:sz w:val="24"/>
-          <w:szCs w:val="24"/>
-        </w:rPr>
-        <w:t xml:space="preserve">Payslips. Leave. Certificates. L4.</w:t>
+      <w:proofErr w:type="spellStart"/>
+      <w:r>
+        <w:rPr>
+          <w:b/>
+          <w:bCs/>
+          <w:sz w:val="24"/>
+          <w:szCs w:val="24"/>
+        </w:rPr>
+        <w:t>Payslips</w:t>
+      </w:r>
+      <w:proofErr w:type="spellEnd"/>
+      <w:r>
+        <w:rPr>
+          <w:b/>
+          <w:bCs/>
+          <w:sz w:val="24"/>
+          <w:szCs w:val="24"/>
+        </w:rPr>
+        <w:t>. Leave. Certifica</w:t>
+      </w:r>
+      <w:r>
+        <w:rPr>
+          <w:b/>
+          <w:bCs/>
+          <w:sz w:val="24"/>
+          <w:szCs w:val="24"/>
+        </w:rPr>
+        <w:t>tes. L4.</w:t>
       </w:r>
     </w:p>
     <w:p>
@@ -178,50 +223,43 @@
       </w:pPr>
       <w:r>
         <w:rPr>
-          <w:rFonts w:ascii="Poppins" w:cs="Poppins" w:eastAsia="Poppins" w:hAnsi="Poppins"/>
-          <w:b/>
-          <w:bCs/>
-          <w:sz w:val="24"/>
-          <w:szCs w:val="24"/>
-        </w:rPr>
-        <w:t xml:space="preserve">The same questions. Every day.</w:t>
+          <w:b/>
+          <w:bCs/>
+          <w:sz w:val="24"/>
+          <w:szCs w:val="24"/>
+        </w:rPr>
+        <w:t>The same questions. Every day.</w:t>
       </w:r>
     </w:p>
     <w:p>
       <w:pPr>
         <w:pStyle w:val="Heading2"/>
         <w:pBdr>
-          <w:bottom w:val="single" w:color="2F2F2F" w:sz="6" w:space="2"/>
+          <w:bottom w:val="single" w:sz="6" w:space="2" w:color="2F2F2F"/>
         </w:pBdr>
-        <w:spacing w:after="80" w:before="320"/>
-      </w:pPr>
-      <w:r>
-        <w:rPr>
-          <w:rFonts w:ascii="Poppins" w:cs="Poppins" w:eastAsia="Poppins" w:hAnsi="Poppins"/>
+        <w:spacing w:before="320" w:after="80"/>
+      </w:pPr>
+      <w:r>
+        <w:rPr>
           <w:b/>
           <w:bCs/>
           <w:color w:val="111111"/>
-          <w:sz w:val="26"/>
-          <w:szCs w:val="26"/>
-        </w:rPr>
-        <w:t xml:space="preserve">SCENE 2 (0:08 - 0:16)</w:t>
-      </w:r>
-    </w:p>
-    <w:p>
-      <w:pPr>
-        <w:spacing w:after="60" w:before="120"/>
-      </w:pPr>
-      <w:r>
-        <w:rPr>
-          <w:rFonts w:ascii="Poppins" w:cs="Poppins" w:eastAsia="Poppins" w:hAnsi="Poppins"/>
+        </w:rPr>
+        <w:t>SCENE 2 (0:08 - 0:16)</w:t>
+      </w:r>
+    </w:p>
+    <w:p>
+      <w:pPr>
+        <w:spacing w:before="120" w:after="60"/>
+      </w:pPr>
+      <w:r>
+        <w:rPr>
           <w:b/>
           <w:bCs/>
           <w:caps/>
           <w:color w:val="666666"/>
-          <w:sz w:val="20"/>
-          <w:szCs w:val="20"/>
-        </w:rPr>
-        <w:t xml:space="preserve">Visuals</w:t>
+        </w:rPr>
+        <w:t>Visuals</w:t>
       </w:r>
     </w:p>
     <w:p>
@@ -235,7 +273,6 @@
       </w:pPr>
       <w:r>
         <w:rPr>
-          <w:rFonts w:ascii="Poppins" w:cs="Poppins" w:eastAsia="Poppins" w:hAnsi="Poppins"/>
           <w:sz w:val="22"/>
           <w:szCs w:val="22"/>
         </w:rPr>
@@ -243,17 +280,95 @@
       </w:r>
       <w:r>
         <w:rPr>
-          <w:rFonts w:ascii="Poppins" w:cs="Poppins" w:eastAsia="Poppins" w:hAnsi="Poppins"/>
           <w:i/>
           <w:iCs/>
           <w:sz w:val="22"/>
           <w:szCs w:val="22"/>
         </w:rPr>
-        <w:t xml:space="preserve">"Potrzebuję zaświadczenia o zarobkach do banku"</w:t>
-      </w:r>
-      <w:r>
-        <w:rPr>
-          <w:rFonts w:ascii="Poppins" w:cs="Poppins" w:eastAsia="Poppins" w:hAnsi="Poppins"/>
+        <w:t>"</w:t>
+      </w:r>
+      <w:proofErr w:type="spellStart"/>
+      <w:r>
+        <w:rPr>
+          <w:i/>
+          <w:iCs/>
+          <w:sz w:val="22"/>
+          <w:szCs w:val="22"/>
+        </w:rPr>
+        <w:t>Potrzebuję</w:t>
+      </w:r>
+      <w:proofErr w:type="spellEnd"/>
+      <w:r>
+        <w:rPr>
+          <w:i/>
+          <w:iCs/>
+          <w:sz w:val="22"/>
+          <w:szCs w:val="22"/>
+        </w:rPr>
+        <w:t xml:space="preserve"> </w:t>
+      </w:r>
+      <w:proofErr w:type="spellStart"/>
+      <w:r>
+        <w:rPr>
+          <w:i/>
+          <w:iCs/>
+          <w:sz w:val="22"/>
+          <w:szCs w:val="22"/>
+        </w:rPr>
+        <w:t>zaświadczenia</w:t>
+      </w:r>
+      <w:proofErr w:type="spellEnd"/>
+      <w:r>
+        <w:rPr>
+          <w:i/>
+          <w:iCs/>
+          <w:sz w:val="22"/>
+          <w:szCs w:val="22"/>
+        </w:rPr>
+        <w:t xml:space="preserve"> o </w:t>
+      </w:r>
+      <w:proofErr w:type="spellStart"/>
+      <w:r>
+        <w:rPr>
+          <w:i/>
+          <w:iCs/>
+          <w:sz w:val="22"/>
+          <w:szCs w:val="22"/>
+        </w:rPr>
+        <w:t>zarobkach</w:t>
+      </w:r>
+      <w:proofErr w:type="spellEnd"/>
+      <w:r>
+        <w:rPr>
+          <w:i/>
+          <w:iCs/>
+          <w:sz w:val="22"/>
+          <w:szCs w:val="22"/>
+        </w:rPr>
+        <w:t xml:space="preserve"> do </w:t>
+      </w:r>
+      <w:proofErr w:type="spellStart"/>
+      <w:r>
+        <w:rPr>
+          <w:i/>
+          <w:iCs/>
+          <w:sz w:val="22"/>
+          <w:szCs w:val="22"/>
+        </w:rPr>
+        <w:t>banku</w:t>
+      </w:r>
+      <w:proofErr w:type="spellEnd"/>
+      <w:r>
+        <w:rPr>
+          <w:i/>
+          <w:iCs/>
+          <w:sz w:val="22"/>
+          <w:szCs w:val="22"/>
+        </w:rPr>
+        <w:t>"</w:t>
+      </w:r>
+      <w:r>
+        <w:rPr>
           <w:sz w:val="22"/>
           <w:szCs w:val="22"/>
         </w:rPr>
@@ -271,28 +386,31 @@
       </w:pPr>
       <w:r>
         <w:rPr>
-          <w:rFonts w:ascii="Poppins" w:cs="Poppins" w:eastAsia="Poppins" w:hAnsi="Poppins"/>
-          <w:sz w:val="22"/>
-          <w:szCs w:val="22"/>
-        </w:rPr>
-        <w:t xml:space="preserve">Intent detected. Employee record pulled from Odoo. Letter generated. PDF ready to download.</w:t>
-      </w:r>
-    </w:p>
-    <w:p>
-      <w:pPr>
-        <w:spacing w:after="60" w:before="120"/>
-      </w:pPr>
-      <w:r>
-        <w:rPr>
-          <w:rFonts w:ascii="Poppins" w:cs="Poppins" w:eastAsia="Poppins" w:hAnsi="Poppins"/>
+          <w:sz w:val="22"/>
+          <w:szCs w:val="22"/>
+        </w:rPr>
+        <w:t>Intent detected. Employee record pulled from Odoo. Letter generated. PDF ready to d</w:t>
+      </w:r>
+      <w:r>
+        <w:rPr>
+          <w:sz w:val="22"/>
+          <w:szCs w:val="22"/>
+        </w:rPr>
+        <w:t>ownload.</w:t>
+      </w:r>
+    </w:p>
+    <w:p>
+      <w:pPr>
+        <w:spacing w:before="120" w:after="60"/>
+      </w:pPr>
+      <w:r>
+        <w:rPr>
           <w:b/>
           <w:bCs/>
           <w:caps/>
           <w:color w:val="666666"/>
-          <w:sz w:val="20"/>
-          <w:szCs w:val="20"/>
-        </w:rPr>
-        <w:t xml:space="preserve">On-screen text</w:t>
+        </w:rPr>
+        <w:t>On-screen text</w:t>
       </w:r>
     </w:p>
     <w:p>
@@ -302,13 +420,12 @@
       </w:pPr>
       <w:r>
         <w:rPr>
-          <w:rFonts w:ascii="Poppins" w:cs="Poppins" w:eastAsia="Poppins" w:hAnsi="Poppins"/>
-          <w:b/>
-          <w:bCs/>
-          <w:sz w:val="24"/>
-          <w:szCs w:val="24"/>
-        </w:rPr>
-        <w:t xml:space="preserve">Requested at 09:02. Ready at 09:02.</w:t>
+          <w:b/>
+          <w:bCs/>
+          <w:sz w:val="24"/>
+          <w:szCs w:val="24"/>
+        </w:rPr>
+        <w:t>Requested at 09:02. Ready at 09:02.</w:t>
       </w:r>
     </w:p>
     <w:p>
@@ -318,50 +435,43 @@
       </w:pPr>
       <w:r>
         <w:rPr>
-          <w:rFonts w:ascii="Poppins" w:cs="Poppins" w:eastAsia="Poppins" w:hAnsi="Poppins"/>
-          <w:b/>
-          <w:bCs/>
-          <w:sz w:val="24"/>
-          <w:szCs w:val="24"/>
-        </w:rPr>
-        <w:t xml:space="preserve">Nobody in HR touched it.</w:t>
+          <w:b/>
+          <w:bCs/>
+          <w:sz w:val="24"/>
+          <w:szCs w:val="24"/>
+        </w:rPr>
+        <w:t>Nobody in HR touched it.</w:t>
       </w:r>
     </w:p>
     <w:p>
       <w:pPr>
         <w:pStyle w:val="Heading2"/>
         <w:pBdr>
-          <w:bottom w:val="single" w:color="2F2F2F" w:sz="6" w:space="2"/>
+          <w:bottom w:val="single" w:sz="6" w:space="2" w:color="2F2F2F"/>
         </w:pBdr>
-        <w:spacing w:after="80" w:before="320"/>
-      </w:pPr>
-      <w:r>
-        <w:rPr>
-          <w:rFonts w:ascii="Poppins" w:cs="Poppins" w:eastAsia="Poppins" w:hAnsi="Poppins"/>
+        <w:spacing w:before="320" w:after="80"/>
+      </w:pPr>
+      <w:r>
+        <w:rPr>
           <w:b/>
           <w:bCs/>
           <w:color w:val="111111"/>
-          <w:sz w:val="26"/>
-          <w:szCs w:val="26"/>
-        </w:rPr>
-        <w:t xml:space="preserve">SCENE 3 (0:17 - 0:27)</w:t>
-      </w:r>
-    </w:p>
-    <w:p>
-      <w:pPr>
-        <w:spacing w:after="60" w:before="120"/>
-      </w:pPr>
-      <w:r>
-        <w:rPr>
-          <w:rFonts w:ascii="Poppins" w:cs="Poppins" w:eastAsia="Poppins" w:hAnsi="Poppins"/>
+        </w:rPr>
+        <w:t>SCENE 3 (0:17 - 0:27)</w:t>
+      </w:r>
+    </w:p>
+    <w:p>
+      <w:pPr>
+        <w:spacing w:before="120" w:after="60"/>
+      </w:pPr>
+      <w:r>
+        <w:rPr>
           <w:b/>
           <w:bCs/>
           <w:caps/>
           <w:color w:val="666666"/>
-          <w:sz w:val="20"/>
-          <w:szCs w:val="20"/>
-        </w:rPr>
-        <w:t xml:space="preserve">Visuals</w:t>
+        </w:rPr>
+        <w:t>Visuals</w:t>
       </w:r>
     </w:p>
     <w:p>
@@ -375,11 +485,10 @@
       </w:pPr>
       <w:r>
         <w:rPr>
-          <w:rFonts w:ascii="Poppins" w:cs="Poppins" w:eastAsia="Poppins" w:hAnsi="Poppins"/>
-          <w:sz w:val="22"/>
-          <w:szCs w:val="22"/>
-        </w:rPr>
-        <w:t xml:space="preserve">The chat zooms out into the architecture. Each layer lights up in turn:</w:t>
+          <w:sz w:val="22"/>
+          <w:szCs w:val="22"/>
+        </w:rPr>
+        <w:t>The chat zooms out into the architecture. Each layer lights up in turn:</w:t>
       </w:r>
     </w:p>
     <w:p>
@@ -393,28 +502,24 @@
       </w:pPr>
       <w:r>
         <w:rPr>
-          <w:rFonts w:ascii="Poppins" w:cs="Poppins" w:eastAsia="Poppins" w:hAnsi="Poppins"/>
-          <w:sz w:val="22"/>
-          <w:szCs w:val="22"/>
-        </w:rPr>
-        <w:t xml:space="preserve">Intent recognition → Policy retrieval (RAG over work rules and HR policies) → Tool layer (Odoo APIs: payroll, leave, documents) → Guardrails → Escalation</w:t>
-      </w:r>
-    </w:p>
-    <w:p>
-      <w:pPr>
-        <w:spacing w:after="60" w:before="120"/>
-      </w:pPr>
-      <w:r>
-        <w:rPr>
-          <w:rFonts w:ascii="Poppins" w:cs="Poppins" w:eastAsia="Poppins" w:hAnsi="Poppins"/>
+          <w:sz w:val="22"/>
+          <w:szCs w:val="22"/>
+        </w:rPr>
+        <w:t>Intent recognition → Policy retrieval (RAG over work rules and HR policies) → Tool layer (Odoo APIs: payroll, leave, documents) → Guardrails → Escalation</w:t>
+      </w:r>
+    </w:p>
+    <w:p>
+      <w:pPr>
+        <w:spacing w:before="120" w:after="60"/>
+      </w:pPr>
+      <w:r>
+        <w:rPr>
           <w:b/>
           <w:bCs/>
           <w:caps/>
           <w:color w:val="666666"/>
-          <w:sz w:val="20"/>
-          <w:szCs w:val="20"/>
-        </w:rPr>
-        <w:t xml:space="preserve">On-screen text</w:t>
+        </w:rPr>
+        <w:t>On-screen text</w:t>
       </w:r>
     </w:p>
     <w:p>
@@ -424,13 +529,12 @@
       </w:pPr>
       <w:r>
         <w:rPr>
-          <w:rFonts w:ascii="Poppins" w:cs="Poppins" w:eastAsia="Poppins" w:hAnsi="Poppins"/>
-          <w:b/>
-          <w:bCs/>
-          <w:sz w:val="24"/>
-          <w:szCs w:val="24"/>
-        </w:rPr>
-        <w:t xml:space="preserve">Behind every reply:</w:t>
+          <w:b/>
+          <w:bCs/>
+          <w:sz w:val="24"/>
+          <w:szCs w:val="24"/>
+        </w:rPr>
+        <w:t>Behind every reply:</w:t>
       </w:r>
     </w:p>
     <w:p>
@@ -440,13 +544,12 @@
       </w:pPr>
       <w:r>
         <w:rPr>
-          <w:rFonts w:ascii="Poppins" w:cs="Poppins" w:eastAsia="Poppins" w:hAnsi="Poppins"/>
-          <w:b/>
-          <w:bCs/>
-          <w:sz w:val="24"/>
-          <w:szCs w:val="24"/>
-        </w:rPr>
-        <w:t xml:space="preserve">Your policies, retrieved.</w:t>
+          <w:b/>
+          <w:bCs/>
+          <w:sz w:val="24"/>
+          <w:szCs w:val="24"/>
+        </w:rPr>
+        <w:t>Your policies, retrieved.</w:t>
       </w:r>
     </w:p>
     <w:p>
@@ -456,13 +559,12 @@
       </w:pPr>
       <w:r>
         <w:rPr>
-          <w:rFonts w:ascii="Poppins" w:cs="Poppins" w:eastAsia="Poppins" w:hAnsi="Poppins"/>
-          <w:b/>
-          <w:bCs/>
-          <w:sz w:val="24"/>
-          <w:szCs w:val="24"/>
-        </w:rPr>
-        <w:t xml:space="preserve">Your HR system, connected.</w:t>
+          <w:b/>
+          <w:bCs/>
+          <w:sz w:val="24"/>
+          <w:szCs w:val="24"/>
+        </w:rPr>
+        <w:t>Your HR system, connected.</w:t>
       </w:r>
     </w:p>
     <w:p>
@@ -472,50 +574,44 @@
       </w:pPr>
       <w:r>
         <w:rPr>
-          <w:rFonts w:ascii="Poppins" w:cs="Poppins" w:eastAsia="Poppins" w:hAnsi="Poppins"/>
-          <w:b/>
-          <w:bCs/>
-          <w:sz w:val="24"/>
-          <w:szCs w:val="24"/>
-        </w:rPr>
-        <w:t xml:space="preserve">Real transactions. Not just answers.</w:t>
+          <w:b/>
+          <w:bCs/>
+          <w:sz w:val="24"/>
+          <w:szCs w:val="24"/>
+        </w:rPr>
+        <w:t>Real transactions. Not just answers.</w:t>
       </w:r>
     </w:p>
     <w:p>
       <w:pPr>
         <w:pStyle w:val="Heading2"/>
         <w:pBdr>
-          <w:bottom w:val="single" w:color="2F2F2F" w:sz="6" w:space="2"/>
+          <w:bottom w:val="single" w:sz="6" w:space="2" w:color="2F2F2F"/>
         </w:pBdr>
-        <w:spacing w:after="80" w:before="320"/>
-      </w:pPr>
-      <w:r>
-        <w:rPr>
-          <w:rFonts w:ascii="Poppins" w:cs="Poppins" w:eastAsia="Poppins" w:hAnsi="Poppins"/>
+        <w:spacing w:before="320" w:after="80"/>
+      </w:pPr>
+      <w:r>
+        <w:rPr>
           <w:b/>
           <w:bCs/>
           <w:color w:val="111111"/>
-          <w:sz w:val="26"/>
-          <w:szCs w:val="26"/>
-        </w:rPr>
-        <w:t xml:space="preserve">SCENE 4 (0:28 - 0:35)</w:t>
-      </w:r>
-    </w:p>
-    <w:p>
-      <w:pPr>
-        <w:spacing w:after="60" w:before="120"/>
-      </w:pPr>
-      <w:r>
-        <w:rPr>
-          <w:rFonts w:ascii="Poppins" w:cs="Poppins" w:eastAsia="Poppins" w:hAnsi="Poppins"/>
+        </w:rPr>
+        <w:lastRenderedPageBreak/>
+        <w:t>SCENE 4 (0:28 - 0:35)</w:t>
+      </w:r>
+    </w:p>
+    <w:p>
+      <w:pPr>
+        <w:spacing w:before="120" w:after="60"/>
+      </w:pPr>
+      <w:r>
+        <w:rPr>
           <w:b/>
           <w:bCs/>
           <w:caps/>
           <w:color w:val="666666"/>
-          <w:sz w:val="20"/>
-          <w:szCs w:val="20"/>
-        </w:rPr>
-        <w:t xml:space="preserve">Visuals</w:t>
+        </w:rPr>
+        <w:t>Visuals</w:t>
       </w:r>
     </w:p>
     <w:p>
@@ -529,28 +625,47 @@
       </w:pPr>
       <w:r>
         <w:rPr>
-          <w:rFonts w:ascii="Poppins" w:cs="Poppins" w:eastAsia="Poppins" w:hAnsi="Poppins"/>
-          <w:sz w:val="22"/>
-          <w:szCs w:val="22"/>
-        </w:rPr>
-        <w:t xml:space="preserve">Rapid cuts, one second each: on-demand leave booked and the manager notified. September payslip fetched. Employment certificate generated. Advance salary request filed. Help desk ticket opened and tracked.</w:t>
-      </w:r>
-    </w:p>
-    <w:p>
-      <w:pPr>
-        <w:spacing w:after="60" w:before="120"/>
-      </w:pPr>
-      <w:r>
-        <w:rPr>
-          <w:rFonts w:ascii="Poppins" w:cs="Poppins" w:eastAsia="Poppins" w:hAnsi="Poppins"/>
+          <w:sz w:val="22"/>
+          <w:szCs w:val="22"/>
+        </w:rPr>
+        <w:t xml:space="preserve">Rapid cuts, one second each: on-demand leave booked and the manager notified. September </w:t>
+      </w:r>
+      <w:proofErr w:type="spellStart"/>
+      <w:r>
+        <w:rPr>
+          <w:sz w:val="22"/>
+          <w:szCs w:val="22"/>
+        </w:rPr>
+        <w:t>payslip</w:t>
+      </w:r>
+      <w:proofErr w:type="spellEnd"/>
+      <w:r>
+        <w:rPr>
+          <w:sz w:val="22"/>
+          <w:szCs w:val="22"/>
+        </w:rPr>
+        <w:t xml:space="preserve"> fetched. Employment certificate generated. Advance salary request filed. Help desk ticket ope</w:t>
+      </w:r>
+      <w:r>
+        <w:rPr>
+          <w:sz w:val="22"/>
+          <w:szCs w:val="22"/>
+        </w:rPr>
+        <w:t>ned and tracked.</w:t>
+      </w:r>
+    </w:p>
+    <w:p>
+      <w:pPr>
+        <w:spacing w:before="120" w:after="60"/>
+      </w:pPr>
+      <w:r>
+        <w:rPr>
           <w:b/>
           <w:bCs/>
           <w:caps/>
           <w:color w:val="666666"/>
-          <w:sz w:val="20"/>
-          <w:szCs w:val="20"/>
-        </w:rPr>
-        <w:t xml:space="preserve">On-screen text</w:t>
+        </w:rPr>
+        <w:t>On-screen text</w:t>
       </w:r>
     </w:p>
     <w:p>
@@ -560,13 +675,41 @@
       </w:pPr>
       <w:r>
         <w:rPr>
-          <w:rFonts w:ascii="Poppins" w:cs="Poppins" w:eastAsia="Poppins" w:hAnsi="Poppins"/>
-          <w:b/>
-          <w:bCs/>
-          <w:sz w:val="24"/>
-          <w:szCs w:val="24"/>
-        </w:rPr>
-        <w:t xml:space="preserve">Leave. Payslips. Certificates. Requests. Tickets.</w:t>
+          <w:b/>
+          <w:bCs/>
+          <w:sz w:val="24"/>
+          <w:szCs w:val="24"/>
+        </w:rPr>
+        <w:t>Leaves</w:t>
+      </w:r>
+      <w:r>
+        <w:rPr>
+          <w:b/>
+          <w:bCs/>
+          <w:sz w:val="24"/>
+          <w:szCs w:val="24"/>
+        </w:rPr>
+        <w:t xml:space="preserve">. </w:t>
+      </w:r>
+      <w:proofErr w:type="spellStart"/>
+      <w:r>
+        <w:rPr>
+          <w:b/>
+          <w:bCs/>
+          <w:sz w:val="24"/>
+          <w:szCs w:val="24"/>
+        </w:rPr>
+        <w:t>Payslips</w:t>
+      </w:r>
+      <w:proofErr w:type="spellEnd"/>
+      <w:r>
+        <w:rPr>
+          <w:b/>
+          <w:bCs/>
+          <w:sz w:val="24"/>
+          <w:szCs w:val="24"/>
+        </w:rPr>
+        <w:t>. Certificates. Requests. Tickets.</w:t>
       </w:r>
     </w:p>
     <w:p>
@@ -576,50 +719,43 @@
       </w:pPr>
       <w:r>
         <w:rPr>
-          <w:rFonts w:ascii="Poppins" w:cs="Poppins" w:eastAsia="Poppins" w:hAnsi="Poppins"/>
-          <w:b/>
-          <w:bCs/>
-          <w:sz w:val="24"/>
-          <w:szCs w:val="24"/>
-        </w:rPr>
-        <w:t xml:space="preserve">Handled end to end.</w:t>
+          <w:b/>
+          <w:bCs/>
+          <w:sz w:val="24"/>
+          <w:szCs w:val="24"/>
+        </w:rPr>
+        <w:t>Handled end to end.</w:t>
       </w:r>
     </w:p>
     <w:p>
       <w:pPr>
         <w:pStyle w:val="Heading2"/>
         <w:pBdr>
-          <w:bottom w:val="single" w:color="2F2F2F" w:sz="6" w:space="2"/>
+          <w:bottom w:val="single" w:sz="6" w:space="2" w:color="2F2F2F"/>
         </w:pBdr>
-        <w:spacing w:after="80" w:before="320"/>
-      </w:pPr>
-      <w:r>
-        <w:rPr>
-          <w:rFonts w:ascii="Poppins" w:cs="Poppins" w:eastAsia="Poppins" w:hAnsi="Poppins"/>
+        <w:spacing w:before="320" w:after="80"/>
+      </w:pPr>
+      <w:r>
+        <w:rPr>
           <w:b/>
           <w:bCs/>
           <w:color w:val="111111"/>
-          <w:sz w:val="26"/>
-          <w:szCs w:val="26"/>
-        </w:rPr>
-        <w:t xml:space="preserve">SCENE 5 (0:36 - 0:41)</w:t>
-      </w:r>
-    </w:p>
-    <w:p>
-      <w:pPr>
-        <w:spacing w:after="60" w:before="120"/>
-      </w:pPr>
-      <w:r>
-        <w:rPr>
-          <w:rFonts w:ascii="Poppins" w:cs="Poppins" w:eastAsia="Poppins" w:hAnsi="Poppins"/>
+        </w:rPr>
+        <w:t>SCENE 5 (0:36 - 0:41)</w:t>
+      </w:r>
+    </w:p>
+    <w:p>
+      <w:pPr>
+        <w:spacing w:before="120" w:after="60"/>
+      </w:pPr>
+      <w:r>
+        <w:rPr>
           <w:b/>
           <w:bCs/>
           <w:caps/>
           <w:color w:val="666666"/>
-          <w:sz w:val="20"/>
-          <w:szCs w:val="20"/>
-        </w:rPr>
-        <w:t xml:space="preserve">Visuals</w:t>
+        </w:rPr>
+        <w:t>Visuals</w:t>
       </w:r>
     </w:p>
     <w:p>
@@ -633,11 +769,10 @@
       </w:pPr>
       <w:r>
         <w:rPr>
-          <w:rFonts w:ascii="Poppins" w:cs="Poppins" w:eastAsia="Poppins" w:hAnsi="Poppins"/>
-          <w:sz w:val="22"/>
-          <w:szCs w:val="22"/>
-        </w:rPr>
-        <w:t xml:space="preserve">An employee raises a sensitive issue about their manager.</w:t>
+          <w:sz w:val="22"/>
+          <w:szCs w:val="22"/>
+        </w:rPr>
+        <w:t>An employee raises a sensitive issue about their manager.</w:t>
       </w:r>
     </w:p>
     <w:p>
@@ -651,28 +786,31 @@
       </w:pPr>
       <w:r>
         <w:rPr>
-          <w:rFonts w:ascii="Poppins" w:cs="Poppins" w:eastAsia="Poppins" w:hAnsi="Poppins"/>
-          <w:sz w:val="22"/>
-          <w:szCs w:val="22"/>
-        </w:rPr>
-        <w:t xml:space="preserve">The agent stops and routes it to a named HR officer. The case arrives with its context attached. An audit log line writes itself.</w:t>
-      </w:r>
-    </w:p>
-    <w:p>
-      <w:pPr>
-        <w:spacing w:after="60" w:before="120"/>
-      </w:pPr>
-      <w:r>
-        <w:rPr>
-          <w:rFonts w:ascii="Poppins" w:cs="Poppins" w:eastAsia="Poppins" w:hAnsi="Poppins"/>
+          <w:sz w:val="22"/>
+          <w:szCs w:val="22"/>
+        </w:rPr>
+        <w:t>The agent stops and routes it to a named HR officer. The case arri</w:t>
+      </w:r>
+      <w:r>
+        <w:rPr>
+          <w:sz w:val="22"/>
+          <w:szCs w:val="22"/>
+        </w:rPr>
+        <w:t>ves with its context attached. An audit log line writes itself.</w:t>
+      </w:r>
+    </w:p>
+    <w:p>
+      <w:pPr>
+        <w:spacing w:before="120" w:after="60"/>
+      </w:pPr>
+      <w:r>
+        <w:rPr>
           <w:b/>
           <w:bCs/>
           <w:caps/>
           <w:color w:val="666666"/>
-          <w:sz w:val="20"/>
-          <w:szCs w:val="20"/>
-        </w:rPr>
-        <w:t xml:space="preserve">On-screen text</w:t>
+        </w:rPr>
+        <w:t>On-screen text</w:t>
       </w:r>
     </w:p>
     <w:p>
@@ -682,13 +820,12 @@
       </w:pPr>
       <w:r>
         <w:rPr>
-          <w:rFonts w:ascii="Poppins" w:cs="Poppins" w:eastAsia="Poppins" w:hAnsi="Poppins"/>
-          <w:b/>
-          <w:bCs/>
-          <w:sz w:val="24"/>
-          <w:szCs w:val="24"/>
-        </w:rPr>
-        <w:t xml:space="preserve">Sensitive cases go to a person. With context.</w:t>
+          <w:b/>
+          <w:bCs/>
+          <w:sz w:val="24"/>
+          <w:szCs w:val="24"/>
+        </w:rPr>
+        <w:t>Sensitive cases go to a person. With context.</w:t>
       </w:r>
     </w:p>
     <w:p>
@@ -698,50 +835,43 @@
       </w:pPr>
       <w:r>
         <w:rPr>
-          <w:rFonts w:ascii="Poppins" w:cs="Poppins" w:eastAsia="Poppins" w:hAnsi="Poppins"/>
-          <w:b/>
-          <w:bCs/>
-          <w:sz w:val="24"/>
-          <w:szCs w:val="24"/>
-        </w:rPr>
-        <w:t xml:space="preserve">Every action logged.</w:t>
+          <w:b/>
+          <w:bCs/>
+          <w:sz w:val="24"/>
+          <w:szCs w:val="24"/>
+        </w:rPr>
+        <w:t>Every action logged.</w:t>
       </w:r>
     </w:p>
     <w:p>
       <w:pPr>
         <w:pStyle w:val="Heading2"/>
         <w:pBdr>
-          <w:bottom w:val="single" w:color="2F2F2F" w:sz="6" w:space="2"/>
+          <w:bottom w:val="single" w:sz="6" w:space="2" w:color="2F2F2F"/>
         </w:pBdr>
-        <w:spacing w:after="80" w:before="320"/>
-      </w:pPr>
-      <w:r>
-        <w:rPr>
-          <w:rFonts w:ascii="Poppins" w:cs="Poppins" w:eastAsia="Poppins" w:hAnsi="Poppins"/>
+        <w:spacing w:before="320" w:after="80"/>
+      </w:pPr>
+      <w:r>
+        <w:rPr>
           <w:b/>
           <w:bCs/>
           <w:color w:val="111111"/>
-          <w:sz w:val="26"/>
-          <w:szCs w:val="26"/>
-        </w:rPr>
-        <w:t xml:space="preserve">SCENE 6 (0:42 - 0:52)</w:t>
-      </w:r>
-    </w:p>
-    <w:p>
-      <w:pPr>
-        <w:spacing w:after="60" w:before="120"/>
-      </w:pPr>
-      <w:r>
-        <w:rPr>
-          <w:rFonts w:ascii="Poppins" w:cs="Poppins" w:eastAsia="Poppins" w:hAnsi="Poppins"/>
+        </w:rPr>
+        <w:t>SCENE 6 (0:42 - 0:52)</w:t>
+      </w:r>
+    </w:p>
+    <w:p>
+      <w:pPr>
+        <w:spacing w:before="120" w:after="60"/>
+      </w:pPr>
+      <w:r>
+        <w:rPr>
           <w:b/>
           <w:bCs/>
           <w:caps/>
           <w:color w:val="666666"/>
-          <w:sz w:val="20"/>
-          <w:szCs w:val="20"/>
-        </w:rPr>
-        <w:t xml:space="preserve">Visuals</w:t>
+        </w:rPr>
+        <w:t>Visuals</w:t>
       </w:r>
     </w:p>
     <w:p>
@@ -755,7 +885,6 @@
       </w:pPr>
       <w:r>
         <w:rPr>
-          <w:rFonts w:ascii="Poppins" w:cs="Poppins" w:eastAsia="Poppins" w:hAnsi="Poppins"/>
           <w:sz w:val="22"/>
           <w:szCs w:val="22"/>
         </w:rPr>
@@ -763,13 +892,12 @@
       </w:r>
       <w:r>
         <w:rPr>
-          <w:rFonts w:ascii="Poppins" w:cs="Poppins" w:eastAsia="Poppins" w:hAnsi="Poppins"/>
           <w:i/>
           <w:iCs/>
           <w:sz w:val="22"/>
           <w:szCs w:val="22"/>
         </w:rPr>
-        <w:t xml:space="preserve">"Absence by site, last 6 months."</w:t>
+        <w:t>"Absence by site, last 6 months."</w:t>
       </w:r>
     </w:p>
     <w:p>
@@ -783,11 +911,33 @@
       </w:pPr>
       <w:r>
         <w:rPr>
-          <w:rFonts w:ascii="Poppins" w:cs="Poppins" w:eastAsia="Poppins" w:hAnsi="Poppins"/>
-          <w:sz w:val="22"/>
-          <w:szCs w:val="22"/>
-        </w:rPr>
-        <w:t xml:space="preserve">The generated SQL flashes for a beat, then a chart builds.</w:t>
+          <w:sz w:val="22"/>
+          <w:szCs w:val="22"/>
+        </w:rPr>
+        <w:t>The</w:t>
+      </w:r>
+      <w:r>
+        <w:rPr>
+          <w:sz w:val="22"/>
+          <w:szCs w:val="22"/>
+        </w:rPr>
+        <w:t xml:space="preserve"> generated SQL flashes for a beat, then a chart </w:t>
+      </w:r>
+      <w:proofErr w:type="gramStart"/>
+      <w:r>
+        <w:rPr>
+          <w:sz w:val="22"/>
+          <w:szCs w:val="22"/>
+        </w:rPr>
+        <w:t>builds</w:t>
+      </w:r>
+      <w:proofErr w:type="gramEnd"/>
+      <w:r>
+        <w:rPr>
+          <w:sz w:val="22"/>
+          <w:szCs w:val="22"/>
+        </w:rPr>
+        <w:t>.</w:t>
       </w:r>
     </w:p>
     <w:p>
@@ -801,28 +951,40 @@
       </w:pPr>
       <w:r>
         <w:rPr>
-          <w:rFonts w:ascii="Poppins" w:cs="Poppins" w:eastAsia="Poppins" w:hAnsi="Poppins"/>
-          <w:sz w:val="22"/>
-          <w:szCs w:val="22"/>
-        </w:rPr>
-        <w:t xml:space="preserve">Chat Genie flags an anomaly: sick leave rising on the Łódź night shift since August. A follow-up question re-cuts the chart by shift.</w:t>
-      </w:r>
-    </w:p>
-    <w:p>
-      <w:pPr>
-        <w:spacing w:after="60" w:before="120"/>
-      </w:pPr>
-      <w:r>
-        <w:rPr>
-          <w:rFonts w:ascii="Poppins" w:cs="Poppins" w:eastAsia="Poppins" w:hAnsi="Poppins"/>
+          <w:sz w:val="22"/>
+          <w:szCs w:val="22"/>
+        </w:rPr>
+        <w:t xml:space="preserve">Chat Genie flags an anomaly: sick leave rising on the </w:t>
+      </w:r>
+      <w:proofErr w:type="spellStart"/>
+      <w:r>
+        <w:rPr>
+          <w:sz w:val="22"/>
+          <w:szCs w:val="22"/>
+        </w:rPr>
+        <w:t>Łódź</w:t>
+      </w:r>
+      <w:proofErr w:type="spellEnd"/>
+      <w:r>
+        <w:rPr>
+          <w:sz w:val="22"/>
+          <w:szCs w:val="22"/>
+        </w:rPr>
+        <w:t xml:space="preserve"> night shift since August. A follow-up question re-cuts the chart by shift.</w:t>
+      </w:r>
+    </w:p>
+    <w:p>
+      <w:pPr>
+        <w:spacing w:before="120" w:after="60"/>
+      </w:pPr>
+      <w:r>
+        <w:rPr>
           <w:b/>
           <w:bCs/>
           <w:caps/>
           <w:color w:val="666666"/>
-          <w:sz w:val="20"/>
-          <w:szCs w:val="20"/>
-        </w:rPr>
-        <w:t xml:space="preserve">On-screen text</w:t>
+        </w:rPr>
+        <w:t>On-screen text</w:t>
       </w:r>
     </w:p>
     <w:p>
@@ -832,13 +994,12 @@
       </w:pPr>
       <w:r>
         <w:rPr>
-          <w:rFonts w:ascii="Poppins" w:cs="Poppins" w:eastAsia="Poppins" w:hAnsi="Poppins"/>
-          <w:b/>
-          <w:bCs/>
-          <w:sz w:val="24"/>
-          <w:szCs w:val="24"/>
-        </w:rPr>
-        <w:t xml:space="preserve">Then HR asks its own questions.</w:t>
+          <w:b/>
+          <w:bCs/>
+          <w:sz w:val="24"/>
+          <w:szCs w:val="24"/>
+        </w:rPr>
+        <w:t>Then HR asks its own questions.</w:t>
       </w:r>
     </w:p>
     <w:p>
@@ -848,13 +1009,21 @@
       </w:pPr>
       <w:r>
         <w:rPr>
-          <w:rFonts w:ascii="Poppins" w:cs="Poppins" w:eastAsia="Poppins" w:hAnsi="Poppins"/>
-          <w:b/>
-          <w:bCs/>
-          <w:sz w:val="24"/>
-          <w:szCs w:val="24"/>
-        </w:rPr>
-        <w:t xml:space="preserve">Ask like a manager. Answered like an analyst.</w:t>
+          <w:b/>
+          <w:bCs/>
+          <w:sz w:val="24"/>
+          <w:szCs w:val="24"/>
+        </w:rPr>
+        <w:t>Ask like a manager.</w:t>
+      </w:r>
+      <w:r>
+        <w:rPr>
+          <w:b/>
+          <w:bCs/>
+          <w:sz w:val="24"/>
+          <w:szCs w:val="24"/>
+        </w:rPr>
+        <w:t xml:space="preserve"> Answered like an analyst.</w:t>
       </w:r>
     </w:p>
     <w:p>
@@ -864,50 +1033,43 @@
       </w:pPr>
       <w:r>
         <w:rPr>
-          <w:rFonts w:ascii="Poppins" w:cs="Poppins" w:eastAsia="Poppins" w:hAnsi="Poppins"/>
-          <w:b/>
-          <w:bCs/>
-          <w:sz w:val="24"/>
-          <w:szCs w:val="24"/>
-        </w:rPr>
-        <w:t xml:space="preserve">Chat Genie spots the pattern before it becomes attrition.</w:t>
+          <w:b/>
+          <w:bCs/>
+          <w:sz w:val="24"/>
+          <w:szCs w:val="24"/>
+        </w:rPr>
+        <w:t>Chat Genie spots the pattern before it becomes attrition.</w:t>
       </w:r>
     </w:p>
     <w:p>
       <w:pPr>
         <w:pStyle w:val="Heading2"/>
         <w:pBdr>
-          <w:bottom w:val="single" w:color="2F2F2F" w:sz="6" w:space="2"/>
+          <w:bottom w:val="single" w:sz="6" w:space="2" w:color="2F2F2F"/>
         </w:pBdr>
-        <w:spacing w:after="80" w:before="320"/>
-      </w:pPr>
-      <w:r>
-        <w:rPr>
-          <w:rFonts w:ascii="Poppins" w:cs="Poppins" w:eastAsia="Poppins" w:hAnsi="Poppins"/>
+        <w:spacing w:before="320" w:after="80"/>
+      </w:pPr>
+      <w:r>
+        <w:rPr>
           <w:b/>
           <w:bCs/>
           <w:color w:val="111111"/>
-          <w:sz w:val="26"/>
-          <w:szCs w:val="26"/>
-        </w:rPr>
-        <w:t xml:space="preserve">IMPACT FRAME (0:53 - 0:57)</w:t>
-      </w:r>
-    </w:p>
-    <w:p>
-      <w:pPr>
-        <w:spacing w:after="60" w:before="120"/>
-      </w:pPr>
-      <w:r>
-        <w:rPr>
-          <w:rFonts w:ascii="Poppins" w:cs="Poppins" w:eastAsia="Poppins" w:hAnsi="Poppins"/>
+        </w:rPr>
+        <w:t>IMPACT FRAME (0:53 - 0:57)</w:t>
+      </w:r>
+    </w:p>
+    <w:p>
+      <w:pPr>
+        <w:spacing w:before="120" w:after="60"/>
+      </w:pPr>
+      <w:r>
+        <w:rPr>
           <w:b/>
           <w:bCs/>
           <w:caps/>
           <w:color w:val="666666"/>
-          <w:sz w:val="20"/>
-          <w:szCs w:val="20"/>
-        </w:rPr>
-        <w:t xml:space="preserve">Visuals</w:t>
+        </w:rPr>
+        <w:t>Visuals</w:t>
       </w:r>
     </w:p>
     <w:p>
@@ -921,28 +1083,24 @@
       </w:pPr>
       <w:r>
         <w:rPr>
-          <w:rFonts w:ascii="Poppins" w:cs="Poppins" w:eastAsia="Poppins" w:hAnsi="Poppins"/>
-          <w:sz w:val="22"/>
-          <w:szCs w:val="22"/>
-        </w:rPr>
-        <w:t xml:space="preserve">Fast montage of the architecture, chats, Odoo transactions and dashboards.</w:t>
-      </w:r>
-    </w:p>
-    <w:p>
-      <w:pPr>
-        <w:spacing w:after="60" w:before="120"/>
-      </w:pPr>
-      <w:r>
-        <w:rPr>
-          <w:rFonts w:ascii="Poppins" w:cs="Poppins" w:eastAsia="Poppins" w:hAnsi="Poppins"/>
+          <w:sz w:val="22"/>
+          <w:szCs w:val="22"/>
+        </w:rPr>
+        <w:t>Fast montage of the architecture, chats, Odoo transactions and dashboards.</w:t>
+      </w:r>
+    </w:p>
+    <w:p>
+      <w:pPr>
+        <w:spacing w:before="120" w:after="60"/>
+      </w:pPr>
+      <w:r>
+        <w:rPr>
           <w:b/>
           <w:bCs/>
           <w:caps/>
           <w:color w:val="666666"/>
-          <w:sz w:val="20"/>
-          <w:szCs w:val="20"/>
-        </w:rPr>
-        <w:t xml:space="preserve">On-screen text</w:t>
+        </w:rPr>
+        <w:t>On-screen text</w:t>
       </w:r>
     </w:p>
     <w:p>
@@ -952,13 +1110,12 @@
       </w:pPr>
       <w:r>
         <w:rPr>
-          <w:rFonts w:ascii="Poppins" w:cs="Poppins" w:eastAsia="Poppins" w:hAnsi="Poppins"/>
-          <w:b/>
-          <w:bCs/>
-          <w:sz w:val="24"/>
-          <w:szCs w:val="24"/>
-        </w:rPr>
-        <w:t xml:space="preserve">Built on the HR system you already run.</w:t>
+          <w:b/>
+          <w:bCs/>
+          <w:sz w:val="24"/>
+          <w:szCs w:val="24"/>
+        </w:rPr>
+        <w:t>Built on the HR system you already run.</w:t>
       </w:r>
     </w:p>
     <w:p>
@@ -968,13 +1125,12 @@
       </w:pPr>
       <w:r>
         <w:rPr>
-          <w:rFonts w:ascii="Poppins" w:cs="Poppins" w:eastAsia="Poppins" w:hAnsi="Poppins"/>
-          <w:b/>
-          <w:bCs/>
-          <w:sz w:val="24"/>
-          <w:szCs w:val="24"/>
-        </w:rPr>
-        <w:t xml:space="preserve">No replacement. Live in weeks.</w:t>
+          <w:b/>
+          <w:bCs/>
+          <w:sz w:val="24"/>
+          <w:szCs w:val="24"/>
+        </w:rPr>
+        <w:t>No replacement. Live in weeks.</w:t>
       </w:r>
     </w:p>
     <w:p>
@@ -984,50 +1140,104 @@
       </w:pPr>
       <w:r>
         <w:rPr>
-          <w:rFonts w:ascii="Poppins" w:cs="Poppins" w:eastAsia="Poppins" w:hAnsi="Poppins"/>
-          <w:b/>
-          <w:bCs/>
-          <w:sz w:val="24"/>
-          <w:szCs w:val="24"/>
-        </w:rPr>
-        <w:t xml:space="preserve">Built with LangChain and LangGraph. Powered by OpenAI and Anthropic.</w:t>
+          <w:b/>
+          <w:bCs/>
+          <w:sz w:val="24"/>
+          <w:szCs w:val="24"/>
+        </w:rPr>
+        <w:t xml:space="preserve">Built with </w:t>
+      </w:r>
+      <w:proofErr w:type="spellStart"/>
+      <w:r>
+        <w:rPr>
+          <w:b/>
+          <w:bCs/>
+          <w:sz w:val="24"/>
+          <w:szCs w:val="24"/>
+        </w:rPr>
+        <w:t>LangChain</w:t>
+      </w:r>
+      <w:proofErr w:type="spellEnd"/>
+      <w:r>
+        <w:rPr>
+          <w:b/>
+          <w:bCs/>
+          <w:sz w:val="24"/>
+          <w:szCs w:val="24"/>
+        </w:rPr>
+        <w:t xml:space="preserve"> and </w:t>
+      </w:r>
+      <w:proofErr w:type="spellStart"/>
+      <w:r>
+        <w:rPr>
+          <w:b/>
+          <w:bCs/>
+          <w:sz w:val="24"/>
+          <w:szCs w:val="24"/>
+        </w:rPr>
+        <w:t>LangGraph</w:t>
+      </w:r>
+      <w:proofErr w:type="spellEnd"/>
+      <w:r>
+        <w:rPr>
+          <w:b/>
+          <w:bCs/>
+          <w:sz w:val="24"/>
+          <w:szCs w:val="24"/>
+        </w:rPr>
+        <w:t xml:space="preserve">. Powered by </w:t>
+      </w:r>
+      <w:proofErr w:type="spellStart"/>
+      <w:r>
+        <w:rPr>
+          <w:b/>
+          <w:bCs/>
+          <w:sz w:val="24"/>
+          <w:szCs w:val="24"/>
+        </w:rPr>
+        <w:t>OpenAI</w:t>
+      </w:r>
+      <w:proofErr w:type="spellEnd"/>
+      <w:r>
+        <w:rPr>
+          <w:b/>
+          <w:bCs/>
+          <w:sz w:val="24"/>
+          <w:szCs w:val="24"/>
+        </w:rPr>
+        <w:t xml:space="preserve"> and Anthropic.</w:t>
       </w:r>
     </w:p>
     <w:p>
       <w:pPr>
         <w:pStyle w:val="Heading2"/>
         <w:pBdr>
-          <w:bottom w:val="single" w:color="2F2F2F" w:sz="6" w:space="2"/>
+          <w:bottom w:val="single" w:sz="6" w:space="2" w:color="2F2F2F"/>
         </w:pBdr>
-        <w:spacing w:after="80" w:before="320"/>
-      </w:pPr>
-      <w:r>
-        <w:rPr>
-          <w:rFonts w:ascii="Poppins" w:cs="Poppins" w:eastAsia="Poppins" w:hAnsi="Poppins"/>
+        <w:spacing w:before="320" w:after="80"/>
+      </w:pPr>
+      <w:r>
+        <w:rPr>
           <w:b/>
           <w:bCs/>
           <w:color w:val="111111"/>
-          <w:sz w:val="26"/>
-          <w:szCs w:val="26"/>
-        </w:rPr>
-        <w:t xml:space="preserve">FINAL FRAME (0:58 - 1:00)</w:t>
-      </w:r>
-    </w:p>
-    <w:p>
-      <w:pPr>
-        <w:spacing w:after="60" w:before="120"/>
-      </w:pPr>
-      <w:r>
-        <w:rPr>
-          <w:rFonts w:ascii="Poppins" w:cs="Poppins" w:eastAsia="Poppins" w:hAnsi="Poppins"/>
+        </w:rPr>
+        <w:lastRenderedPageBreak/>
+        <w:t>FINAL FRAME (0:58 - 1:00)</w:t>
+      </w:r>
+    </w:p>
+    <w:p>
+      <w:pPr>
+        <w:spacing w:before="120" w:after="60"/>
+      </w:pPr>
+      <w:r>
+        <w:rPr>
           <w:b/>
           <w:bCs/>
           <w:caps/>
           <w:color w:val="666666"/>
-          <w:sz w:val="20"/>
-          <w:szCs w:val="20"/>
-        </w:rPr>
-        <w:t xml:space="preserve">Visuals</w:t>
+        </w:rPr>
+        <w:t>Visuals</w:t>
       </w:r>
     </w:p>
     <w:p>
@@ -1039,433 +1249,47 @@
         </w:numPr>
         <w:spacing w:after="40"/>
       </w:pPr>
-      <w:r>
-        <w:rPr>
-          <w:rFonts w:ascii="Poppins" w:cs="Poppins" w:eastAsia="Poppins" w:hAnsi="Poppins"/>
-          <w:sz w:val="22"/>
-          <w:szCs w:val="22"/>
-        </w:rPr>
-        <w:t xml:space="preserve">xLoop logo outro. Best dashboard shots running in the background.</w:t>
-      </w:r>
-    </w:p>
-    <w:p>
-      <w:pPr>
-        <w:spacing w:after="60" w:before="120"/>
-      </w:pPr>
-      <w:r>
-        <w:rPr>
-          <w:rFonts w:ascii="Poppins" w:cs="Poppins" w:eastAsia="Poppins" w:hAnsi="Poppins"/>
-          <w:b/>
-          <w:bCs/>
-          <w:caps/>
-          <w:color w:val="666666"/>
-          <w:sz w:val="20"/>
-          <w:szCs w:val="20"/>
-        </w:rPr>
-        <w:t xml:space="preserve">On-screen text</w:t>
-      </w:r>
-    </w:p>
-    <w:p>
-      <w:pPr>
-        <w:spacing w:after="40"/>
-        <w:ind w:left="360"/>
-      </w:pPr>
-      <w:r>
-        <w:rPr>
-          <w:rFonts w:ascii="Poppins" w:cs="Poppins" w:eastAsia="Poppins" w:hAnsi="Poppins"/>
-          <w:b/>
-          <w:bCs/>
-          <w:sz w:val="24"/>
-          <w:szCs w:val="24"/>
-        </w:rPr>
-        <w:t xml:space="preserve">[Sign-off line: pick one option below]</w:t>
-      </w:r>
-    </w:p>
-    <w:p>
-      <w:pPr>
-        <w:pStyle w:val="Heading2"/>
-        <w:pBdr>
-          <w:bottom w:val="single" w:color="2F2F2F" w:sz="6" w:space="2"/>
-        </w:pBdr>
-        <w:spacing w:after="120" w:before="400"/>
-      </w:pPr>
-      <w:r>
-        <w:rPr>
-          <w:rFonts w:ascii="Poppins" w:cs="Poppins" w:eastAsia="Poppins" w:hAnsi="Poppins"/>
-          <w:b/>
-          <w:bCs/>
-          <w:color w:val="111111"/>
-          <w:sz w:val="26"/>
-          <w:szCs w:val="26"/>
-        </w:rPr>
-        <w:t xml:space="preserve">Sign-off options</w:t>
-      </w:r>
-    </w:p>
-    <w:p>
-      <w:pPr>
-        <w:spacing w:after="20"/>
-      </w:pPr>
-      <w:r>
-        <w:rPr>
-          <w:rFonts w:ascii="Poppins" w:cs="Poppins" w:eastAsia="Poppins" w:hAnsi="Poppins"/>
-          <w:b/>
-          <w:bCs/>
-          <w:color w:val="2F2F2F"/>
-          <w:sz w:val="20"/>
-          <w:szCs w:val="20"/>
-        </w:rPr>
-        <w:t xml:space="preserve">Option A (recommended)</w:t>
-      </w:r>
-    </w:p>
-    <w:p>
-      <w:pPr>
-        <w:spacing w:after="40"/>
-        <w:ind w:left="360"/>
-      </w:pPr>
-      <w:r>
-        <w:rPr>
-          <w:rFonts w:ascii="Poppins" w:cs="Poppins" w:eastAsia="Poppins" w:hAnsi="Poppins"/>
-          <w:b/>
-          <w:bCs/>
-          <w:sz w:val="24"/>
-          <w:szCs w:val="24"/>
-        </w:rPr>
-        <w:t xml:space="preserve">Most AI stays in the pilot. / Ours goes to work.</w:t>
+      <w:proofErr w:type="spellStart"/>
+      <w:r>
+        <w:rPr>
+          <w:sz w:val="22"/>
+          <w:szCs w:val="22"/>
+        </w:rPr>
+        <w:t>xLoop</w:t>
+      </w:r>
+      <w:proofErr w:type="spellEnd"/>
+      <w:r>
+        <w:rPr>
+          <w:sz w:val="22"/>
+          <w:szCs w:val="22"/>
+        </w:rPr>
+        <w:t xml:space="preserve"> logo outro. </w:t>
       </w:r>
     </w:p>
     <w:p>
       <w:pPr>
         <w:spacing w:after="160"/>
       </w:pPr>
-      <w:r>
-        <w:rPr>
-          <w:rFonts w:ascii="Poppins" w:cs="Poppins" w:eastAsia="Poppins" w:hAnsi="Poppins"/>
-          <w:color w:val="666666"/>
-          <w:sz w:val="20"/>
-          <w:szCs w:val="20"/>
-        </w:rPr>
-        <w:t xml:space="preserve">Echoes the deck’s argument that AI projects stall after the pilot.</w:t>
-      </w:r>
-    </w:p>
-    <w:p>
-      <w:pPr>
-        <w:spacing w:after="20"/>
-      </w:pPr>
-      <w:r>
-        <w:rPr>
-          <w:rFonts w:ascii="Poppins" w:cs="Poppins" w:eastAsia="Poppins" w:hAnsi="Poppins"/>
-          <w:b/>
-          <w:bCs/>
-          <w:color w:val="2F2F2F"/>
-          <w:sz w:val="20"/>
-          <w:szCs w:val="20"/>
-        </w:rPr>
-        <w:t xml:space="preserve">Option B</w:t>
-      </w:r>
-    </w:p>
-    <w:p>
-      <w:pPr>
-        <w:spacing w:after="40"/>
-        <w:ind w:left="360"/>
-      </w:pPr>
-      <w:r>
-        <w:rPr>
-          <w:rFonts w:ascii="Poppins" w:cs="Poppins" w:eastAsia="Poppins" w:hAnsi="Poppins"/>
-          <w:b/>
-          <w:bCs/>
-          <w:sz w:val="24"/>
-          <w:szCs w:val="24"/>
-        </w:rPr>
-        <w:t xml:space="preserve">We build the agents. / Then we attack them before anyone else does.</w:t>
-      </w:r>
-    </w:p>
-    <w:p>
-      <w:pPr>
-        <w:spacing w:after="160"/>
-      </w:pPr>
-      <w:r>
-        <w:rPr>
-          <w:rFonts w:ascii="Poppins" w:cs="Poppins" w:eastAsia="Poppins" w:hAnsi="Poppins"/>
-          <w:color w:val="666666"/>
-          <w:sz w:val="20"/>
-          <w:szCs w:val="20"/>
-        </w:rPr>
-        <w:t xml:space="preserve">Deck B line. Strong, but the video shows no security work.</w:t>
-      </w:r>
-    </w:p>
-    <w:p>
-      <w:pPr>
-        <w:spacing w:after="20"/>
-      </w:pPr>
-      <w:r>
-        <w:rPr>
-          <w:rFonts w:ascii="Poppins" w:cs="Poppins" w:eastAsia="Poppins" w:hAnsi="Poppins"/>
-          <w:b/>
-          <w:bCs/>
-          <w:color w:val="2F2F2F"/>
-          <w:sz w:val="20"/>
-          <w:szCs w:val="20"/>
-        </w:rPr>
-        <w:t xml:space="preserve">Option C</w:t>
-      </w:r>
-    </w:p>
-    <w:p>
-      <w:pPr>
-        <w:spacing w:after="40"/>
-        <w:ind w:left="360"/>
-      </w:pPr>
-      <w:r>
-        <w:rPr>
-          <w:rFonts w:ascii="Poppins" w:cs="Poppins" w:eastAsia="Poppins" w:hAnsi="Poppins"/>
-          <w:b/>
-          <w:bCs/>
-          <w:sz w:val="24"/>
-          <w:szCs w:val="24"/>
-        </w:rPr>
-        <w:t xml:space="preserve">AI that works. / And stands up to an audit.</w:t>
-      </w:r>
-    </w:p>
-    <w:p>
-      <w:pPr>
-        <w:spacing w:after="160"/>
-      </w:pPr>
-      <w:r>
-        <w:rPr>
-          <w:rFonts w:ascii="Poppins" w:cs="Poppins" w:eastAsia="Poppins" w:hAnsi="Poppins"/>
-          <w:color w:val="666666"/>
-          <w:sz w:val="20"/>
-          <w:szCs w:val="20"/>
-        </w:rPr>
-        <w:t xml:space="preserve">Deck A line. Ties to the logging and handover in Scene 5.</w:t>
-      </w:r>
-    </w:p>
-    <w:p>
-      <w:pPr>
-        <w:spacing w:after="20"/>
-      </w:pPr>
-      <w:r>
-        <w:rPr>
-          <w:rFonts w:ascii="Poppins" w:cs="Poppins" w:eastAsia="Poppins" w:hAnsi="Poppins"/>
-          <w:b/>
-          <w:bCs/>
-          <w:color w:val="2F2F2F"/>
-          <w:sz w:val="20"/>
-          <w:szCs w:val="20"/>
-        </w:rPr>
-        <w:t xml:space="preserve">Option D (product level)</w:t>
-      </w:r>
-    </w:p>
-    <w:p>
-      <w:pPr>
-        <w:spacing w:after="40"/>
-        <w:ind w:left="360"/>
-      </w:pPr>
-      <w:r>
-        <w:rPr>
-          <w:rFonts w:ascii="Poppins" w:cs="Poppins" w:eastAsia="Poppins" w:hAnsi="Poppins"/>
-          <w:b/>
-          <w:bCs/>
-          <w:sz w:val="24"/>
-          <w:szCs w:val="24"/>
-        </w:rPr>
-        <w:t xml:space="preserve">Admin, automated. / HR, human again.</w:t>
-      </w:r>
-    </w:p>
-    <w:p>
-      <w:pPr>
-        <w:spacing w:after="160"/>
-      </w:pPr>
-      <w:r>
-        <w:rPr>
-          <w:rFonts w:ascii="Poppins" w:cs="Poppins" w:eastAsia="Poppins" w:hAnsi="Poppins"/>
-          <w:color w:val="666666"/>
-          <w:sz w:val="20"/>
-          <w:szCs w:val="20"/>
-        </w:rPr>
-        <w:t xml:space="preserve">Earlier HR App Pilot line. Use only if the sign-off should stay about the product.</w:t>
-      </w:r>
-    </w:p>
-    <w:p>
-      <w:pPr>
-        <w:spacing w:after="20"/>
-      </w:pPr>
-      <w:r>
-        <w:rPr>
-          <w:rFonts w:ascii="Poppins" w:cs="Poppins" w:eastAsia="Poppins" w:hAnsi="Poppins"/>
-          <w:b/>
-          <w:bCs/>
-          <w:color w:val="2F2F2F"/>
-          <w:sz w:val="20"/>
-          <w:szCs w:val="20"/>
-        </w:rPr>
-        <w:t xml:space="preserve">Option E (product level)</w:t>
-      </w:r>
-    </w:p>
-    <w:p>
-      <w:pPr>
-        <w:spacing w:after="40"/>
-        <w:ind w:left="360"/>
-      </w:pPr>
-      <w:r>
-        <w:rPr>
-          <w:rFonts w:ascii="Poppins" w:cs="Poppins" w:eastAsia="Poppins" w:hAnsi="Poppins"/>
-          <w:b/>
-          <w:bCs/>
-          <w:sz w:val="24"/>
-          <w:szCs w:val="24"/>
-        </w:rPr>
-        <w:t xml:space="preserve">HR, handled.</w:t>
-      </w:r>
-    </w:p>
-    <w:p>
-      <w:pPr>
-        <w:spacing w:after="160"/>
-      </w:pPr>
-      <w:r>
-        <w:rPr>
-          <w:rFonts w:ascii="Poppins" w:cs="Poppins" w:eastAsia="Poppins" w:hAnsi="Poppins"/>
-          <w:color w:val="666666"/>
-          <w:sz w:val="20"/>
-          <w:szCs w:val="20"/>
-        </w:rPr>
-        <w:t xml:space="preserve">Shortest. Product level.</w:t>
-      </w:r>
-    </w:p>
-    <w:p>
-      <w:pPr>
-        <w:spacing w:after="20"/>
-      </w:pPr>
-      <w:r>
-        <w:rPr>
-          <w:rFonts w:ascii="Poppins" w:cs="Poppins" w:eastAsia="Poppins" w:hAnsi="Poppins"/>
-          <w:b/>
-          <w:bCs/>
-          <w:color w:val="2F2F2F"/>
-          <w:sz w:val="20"/>
-          <w:szCs w:val="20"/>
-        </w:rPr>
-        <w:t xml:space="preserve">Option F (product level)</w:t>
-      </w:r>
-    </w:p>
-    <w:p>
-      <w:pPr>
-        <w:spacing w:after="40"/>
-        <w:ind w:left="360"/>
-      </w:pPr>
-      <w:r>
-        <w:rPr>
-          <w:rFonts w:ascii="Poppins" w:cs="Poppins" w:eastAsia="Poppins" w:hAnsi="Poppins"/>
-          <w:b/>
-          <w:bCs/>
-          <w:sz w:val="24"/>
-          <w:szCs w:val="24"/>
-        </w:rPr>
-        <w:t xml:space="preserve">Less admin. / More HR.</w:t>
-      </w:r>
-    </w:p>
-    <w:p>
-      <w:pPr>
-        <w:spacing w:after="160"/>
-      </w:pPr>
-      <w:r>
-        <w:rPr>
-          <w:rFonts w:ascii="Poppins" w:cs="Poppins" w:eastAsia="Poppins" w:hAnsi="Poppins"/>
-          <w:color w:val="666666"/>
-          <w:sz w:val="20"/>
-          <w:szCs w:val="20"/>
-        </w:rPr>
-        <w:t xml:space="preserve">Product level.</w:t>
-      </w:r>
+      <w:bookmarkStart w:id="0" w:name="_GoBack"/>
+      <w:bookmarkEnd w:id="0"/>
     </w:p>
     <w:sectPr>
-      <w:pgSz w:w="11906" w:h="16838" w:orient="portrait"/>
+      <w:pgSz w:w="11906" w:h="16838"/>
       <w:pgMar w:top="1200" w:right="1300" w:bottom="1200" w:left="1300" w:header="708" w:footer="708" w:gutter="0"/>
-      <w:pgNumType/>
+      <w:cols w:space="720"/>
       <w:docGrid w:linePitch="360"/>
     </w:sectPr>
   </w:body>
 </w:document>
 </file>
 
-<file path=word/endnotes.xml><?xml version="1.0" encoding="utf-8"?>
-<w:endnotes xmlns:wpc="http://schemas.microsoft.com/office/word/2010/wordprocessingCanvas" xmlns:mc="http://schemas.openxmlformats.org/markup-compatibility/2006" xmlns:o="urn:schemas-microsoft-com:office:office" xmlns:r="http://schemas.openxmlformats.org/officeDocument/2006/relationships" xmlns:m="http://schemas.openxmlformats.org/officeDocument/2006/math" xmlns:v="urn:schemas-microsoft-com:vml" xmlns:wp14="http://schemas.microsoft.com/office/word/2010/wordprocessingDrawing" xmlns:wp="http://schemas.openxmlformats.org/drawingml/2006/wordprocessingDrawing" xmlns:w10="urn:schemas-microsoft-com:office:word" xmlns:w="http://schemas.openxmlformats.org/wordprocessingml/2006/main" xmlns:w14="http://schemas.microsoft.com/office/word/2010/wordml" xmlns:w15="http://schemas.microsoft.com/office/word/2012/wordml" xmlns:wpg="http://schemas.microsoft.com/office/word/2010/wordprocessingGroup" xmlns:wpi="http://schemas.microsoft.com/office/word/2010/wordprocessingInk" xmlns:wne="http://schemas.microsoft.com/office/word/2006/wordml" xmlns:wps="http://schemas.microsoft.com/office/word/2010/wordprocessingShape" mc:Ignorable="w14 w15 wp14">
-  <w:endnote w:type="separator" w:id="-1">
-    <w:p>
-      <w:pPr>
-        <w:spacing w:after="0" w:line="240" w:lineRule="auto"/>
-      </w:pPr>
-      <w:r>
-        <w:rPr>
-          <w:rStyle w:val="EndnoteReference"/>
-        </w:rPr>
-        <w:endnoteRef/>
-      </w:r>
-      <w:r>
-        <w:separator/>
-      </w:r>
-    </w:p>
-  </w:endnote>
-  <w:endnote w:type="continuationSeparator" w:id="0">
-    <w:p>
-      <w:pPr>
-        <w:spacing w:after="0" w:line="240" w:lineRule="auto"/>
-      </w:pPr>
-      <w:r>
-        <w:rPr>
-          <w:rStyle w:val="EndnoteReference"/>
-        </w:rPr>
-        <w:endnoteRef/>
-      </w:r>
-      <w:r>
-        <w:continuationSeparator/>
-      </w:r>
-    </w:p>
-  </w:endnote>
-</w:endnotes>
-</file>
-
-<file path=word/footnotes.xml><?xml version="1.0" encoding="utf-8"?>
-<w:footnotes xmlns:wpc="http://schemas.microsoft.com/office/word/2010/wordprocessingCanvas" xmlns:mc="http://schemas.openxmlformats.org/markup-compatibility/2006" xmlns:o="urn:schemas-microsoft-com:office:office" xmlns:r="http://schemas.openxmlformats.org/officeDocument/2006/relationships" xmlns:m="http://schemas.openxmlformats.org/officeDocument/2006/math" xmlns:v="urn:schemas-microsoft-com:vml" xmlns:wp14="http://schemas.microsoft.com/office/word/2010/wordprocessingDrawing" xmlns:wp="http://schemas.openxmlformats.org/drawingml/2006/wordprocessingDrawing" xmlns:w10="urn:schemas-microsoft-com:office:word" xmlns:w="http://schemas.openxmlformats.org/wordprocessingml/2006/main" xmlns:w14="http://schemas.microsoft.com/office/word/2010/wordml" xmlns:w15="http://schemas.microsoft.com/office/word/2012/wordml" xmlns:wpg="http://schemas.microsoft.com/office/word/2010/wordprocessingGroup" xmlns:wpi="http://schemas.microsoft.com/office/word/2010/wordprocessingInk" xmlns:wne="http://schemas.microsoft.com/office/word/2006/wordml" xmlns:wps="http://schemas.microsoft.com/office/word/2010/wordprocessingShape" mc:Ignorable="w14 w15 wp14">
-  <w:footnote w:type="separator" w:id="-1">
-    <w:p>
-      <w:pPr>
-        <w:spacing w:after="0" w:line="240" w:lineRule="auto"/>
-      </w:pPr>
-      <w:r>
-        <w:rPr>
-          <w:rStyle w:val="FootnoteReference"/>
-        </w:rPr>
-        <w:footnoteRef/>
-      </w:r>
-      <w:r>
-        <w:separator/>
-      </w:r>
-    </w:p>
-  </w:footnote>
-  <w:footnote w:type="continuationSeparator" w:id="0">
-    <w:p>
-      <w:pPr>
-        <w:spacing w:after="0" w:line="240" w:lineRule="auto"/>
-      </w:pPr>
-      <w:r>
-        <w:rPr>
-          <w:rStyle w:val="FootnoteReference"/>
-        </w:rPr>
-        <w:footnoteRef/>
-      </w:r>
-      <w:r>
-        <w:continuationSeparator/>
-      </w:r>
-    </w:p>
-  </w:footnote>
-</w:footnotes>
-</file>
-
 <file path=word/numbering.xml><?xml version="1.0" encoding="utf-8"?>
-<w:numbering xmlns:wpc="http://schemas.microsoft.com/office/word/2010/wordprocessingCanvas" xmlns:mc="http://schemas.openxmlformats.org/markup-compatibility/2006" xmlns:o="urn:schemas-microsoft-com:office:office" xmlns:r="http://schemas.openxmlformats.org/officeDocument/2006/relationships" xmlns:m="http://schemas.openxmlformats.org/officeDocument/2006/math" xmlns:v="urn:schemas-microsoft-com:vml" xmlns:wp14="http://schemas.microsoft.com/office/word/2010/wordprocessingDrawing" xmlns:wp="http://schemas.openxmlformats.org/drawingml/2006/wordprocessingDrawing" xmlns:w10="urn:schemas-microsoft-com:office:word" xmlns:w="http://schemas.openxmlformats.org/wordprocessingml/2006/main" xmlns:w14="http://schemas.microsoft.com/office/word/2010/wordml" xmlns:w15="http://schemas.microsoft.com/office/word/2012/wordml" xmlns:wpg="http://schemas.microsoft.com/office/word/2010/wordprocessingGroup" xmlns:wpi="http://schemas.microsoft.com/office/word/2010/wordprocessingInk" xmlns:wne="http://schemas.microsoft.com/office/word/2006/wordml" xmlns:wps="http://schemas.microsoft.com/office/word/2010/wordprocessingShape" mc:Ignorable="w14 w15 wp14">
-  <w:abstractNum w:abstractNumId="1" w15:restartNumberingAfterBreak="0">
+<w:numbering xmlns:wpc="http://schemas.microsoft.com/office/word/2010/wordprocessingCanvas" xmlns:cx="http://schemas.microsoft.com/office/drawing/2014/chartex" xmlns:cx1="http://schemas.microsoft.com/office/drawing/2015/9/8/chartex" xmlns:cx2="http://schemas.microsoft.com/office/drawing/2015/10/21/chartex" xmlns:cx3="http://schemas.microsoft.com/office/drawing/2016/5/9/chartex" xmlns:cx4="http://schemas.microsoft.com/office/drawing/2016/5/10/chartex" xmlns:cx5="http://schemas.microsoft.com/office/drawing/2016/5/11/chartex" xmlns:cx6="http://schemas.microsoft.com/office/drawing/2016/5/12/chartex" xmlns:cx7="http://schemas.microsoft.com/office/drawing/2016/5/13/chartex" xmlns:cx8="http://schemas.microsoft.com/office/drawing/2016/5/14/chartex" xmlns:mc="http://schemas.openxmlformats.org/markup-compatibility/2006" xmlns:aink="http://schemas.microsoft.com/office/drawing/2016/ink" xmlns:am3d="http://schemas.microsoft.com/office/drawing/2017/model3d" xmlns:o="urn:schemas-microsoft-com:office:office" xmlns:r="http://schemas.openxmlformats.org/officeDocument/2006/relationships" xmlns:m="http://schemas.openxmlformats.org/officeDocument/2006/math" xmlns:v="urn:schemas-microsoft-com:vml" xmlns:wp14="http://schemas.microsoft.com/office/word/2010/wordprocessingDrawing" xmlns:wp="http://schemas.openxmlformats.org/drawingml/2006/wordprocessingDrawing" xmlns:w10="urn:schemas-microsoft-com:office:word" xmlns:w="http://schemas.openxmlformats.org/wordprocessingml/2006/main" xmlns:w14="http://schemas.microsoft.com/office/word/2010/wordml" xmlns:w15="http://schemas.microsoft.com/office/word/2012/wordml" xmlns:w16cid="http://schemas.microsoft.com/office/word/2016/wordml/cid" xmlns:w16se="http://schemas.microsoft.com/office/word/2015/wordml/symex" xmlns:wpg="http://schemas.microsoft.com/office/word/2010/wordprocessingGroup" xmlns:wpi="http://schemas.microsoft.com/office/word/2010/wordprocessingInk" xmlns:wne="http://schemas.microsoft.com/office/word/2006/wordml" xmlns:wps="http://schemas.microsoft.com/office/word/2010/wordprocessingShape" mc:Ignorable="w14 w15 w16se w16cid wp14">
+  <w:abstractNum w:abstractNumId="0" w15:restartNumberingAfterBreak="0">
+    <w:nsid w:val="16CD6924"/>
     <w:multiLevelType w:val="hybridMultilevel"/>
-    <w:lvl w:ilvl="0" w:tentative="1">
+    <w:tmpl w:val="9D2E8DA8"/>
+    <w:lvl w:ilvl="0" w:tplc="F3C6A44A" w:tentative="1">
       <w:start w:val="1"/>
       <w:numFmt w:val="bullet"/>
       <w:lvlText w:val="●"/>
@@ -1474,7 +1298,7 @@
         <w:ind w:left="720" w:hanging="360"/>
       </w:pPr>
     </w:lvl>
-    <w:lvl w:ilvl="1" w:tentative="1">
+    <w:lvl w:ilvl="1" w:tplc="2DAC7132" w:tentative="1">
       <w:start w:val="1"/>
       <w:numFmt w:val="bullet"/>
       <w:lvlText w:val="○"/>
@@ -1483,7 +1307,7 @@
         <w:ind w:left="1440" w:hanging="360"/>
       </w:pPr>
     </w:lvl>
-    <w:lvl w:ilvl="2" w:tentative="1">
+    <w:lvl w:ilvl="2" w:tplc="F0F469A0" w:tentative="1">
       <w:start w:val="1"/>
       <w:numFmt w:val="bullet"/>
       <w:lvlText w:val="■"/>
@@ -1492,7 +1316,7 @@
         <w:ind w:left="2160" w:hanging="360"/>
       </w:pPr>
     </w:lvl>
-    <w:lvl w:ilvl="3" w:tentative="1">
+    <w:lvl w:ilvl="3" w:tplc="B930E790" w:tentative="1">
       <w:start w:val="1"/>
       <w:numFmt w:val="bullet"/>
       <w:lvlText w:val="●"/>
@@ -1501,7 +1325,7 @@
         <w:ind w:left="2880" w:hanging="360"/>
       </w:pPr>
     </w:lvl>
-    <w:lvl w:ilvl="4" w:tentative="1">
+    <w:lvl w:ilvl="4" w:tplc="1A4C4420" w:tentative="1">
       <w:start w:val="1"/>
       <w:numFmt w:val="bullet"/>
       <w:lvlText w:val="○"/>
@@ -1510,7 +1334,7 @@
         <w:ind w:left="3600" w:hanging="360"/>
       </w:pPr>
     </w:lvl>
-    <w:lvl w:ilvl="5" w:tentative="1">
+    <w:lvl w:ilvl="5" w:tplc="F45C19CA" w:tentative="1">
       <w:start w:val="1"/>
       <w:numFmt w:val="bullet"/>
       <w:lvlText w:val="■"/>
@@ -1519,7 +1343,7 @@
         <w:ind w:left="4320" w:hanging="360"/>
       </w:pPr>
     </w:lvl>
-    <w:lvl w:ilvl="6" w:tentative="1">
+    <w:lvl w:ilvl="6" w:tplc="DEF4CB28" w:tentative="1">
       <w:start w:val="1"/>
       <w:numFmt w:val="bullet"/>
       <w:lvlText w:val="●"/>
@@ -1528,7 +1352,7 @@
         <w:ind w:left="5040" w:hanging="360"/>
       </w:pPr>
     </w:lvl>
-    <w:lvl w:ilvl="7" w:tentative="1">
+    <w:lvl w:ilvl="7" w:tplc="6DC221D8" w:tentative="1">
       <w:start w:val="1"/>
       <w:numFmt w:val="bullet"/>
       <w:lvlText w:val="●"/>
@@ -1537,7 +1361,7 @@
         <w:ind w:left="5760" w:hanging="360"/>
       </w:pPr>
     </w:lvl>
-    <w:lvl w:ilvl="8" w:tentative="1">
+    <w:lvl w:ilvl="8" w:tplc="D7403F42" w:tentative="1">
       <w:start w:val="1"/>
       <w:numFmt w:val="bullet"/>
       <w:lvlText w:val="●"/>
@@ -1547,9 +1371,11 @@
       </w:pPr>
     </w:lvl>
   </w:abstractNum>
-  <w:abstractNum w:abstractNumId="2" w15:restartNumberingAfterBreak="0">
+  <w:abstractNum w:abstractNumId="1" w15:restartNumberingAfterBreak="0">
+    <w:nsid w:val="1B8506DC"/>
     <w:multiLevelType w:val="hybridMultilevel"/>
-    <w:lvl w:ilvl="0" w:tentative="1">
+    <w:tmpl w:val="9DB4772E"/>
+    <w:lvl w:ilvl="0" w:tplc="7B804D6A">
       <w:start w:val="1"/>
       <w:numFmt w:val="bullet"/>
       <w:lvlText w:val="•"/>
@@ -1558,15 +1384,55 @@
         <w:ind w:left="360" w:hanging="240"/>
       </w:pPr>
     </w:lvl>
+    <w:lvl w:ilvl="1" w:tplc="407AD6D4">
+      <w:numFmt w:val="decimal"/>
+      <w:lvlText w:val=""/>
+      <w:lvlJc w:val="left"/>
+    </w:lvl>
+    <w:lvl w:ilvl="2" w:tplc="0B0AE57C">
+      <w:numFmt w:val="decimal"/>
+      <w:lvlText w:val=""/>
+      <w:lvlJc w:val="left"/>
+    </w:lvl>
+    <w:lvl w:ilvl="3" w:tplc="80D4C17C">
+      <w:numFmt w:val="decimal"/>
+      <w:lvlText w:val=""/>
+      <w:lvlJc w:val="left"/>
+    </w:lvl>
+    <w:lvl w:ilvl="4" w:tplc="6120800E">
+      <w:numFmt w:val="decimal"/>
+      <w:lvlText w:val=""/>
+      <w:lvlJc w:val="left"/>
+    </w:lvl>
+    <w:lvl w:ilvl="5" w:tplc="07407194">
+      <w:numFmt w:val="decimal"/>
+      <w:lvlText w:val=""/>
+      <w:lvlJc w:val="left"/>
+    </w:lvl>
+    <w:lvl w:ilvl="6" w:tplc="A4E0917C">
+      <w:numFmt w:val="decimal"/>
+      <w:lvlText w:val=""/>
+      <w:lvlJc w:val="left"/>
+    </w:lvl>
+    <w:lvl w:ilvl="7" w:tplc="A4084F18">
+      <w:numFmt w:val="decimal"/>
+      <w:lvlText w:val=""/>
+      <w:lvlJc w:val="left"/>
+    </w:lvl>
+    <w:lvl w:ilvl="8" w:tplc="B97A194C">
+      <w:numFmt w:val="decimal"/>
+      <w:lvlText w:val=""/>
+      <w:lvlJc w:val="left"/>
+    </w:lvl>
   </w:abstractNum>
   <w:num w:numId="1">
-    <w:abstractNumId w:val="1"/>
+    <w:abstractNumId w:val="0"/>
     <w:lvlOverride w:ilvl="0">
       <w:startOverride w:val="1"/>
     </w:lvlOverride>
   </w:num>
   <w:num w:numId="2">
-    <w:abstractNumId w:val="2"/>
+    <w:abstractNumId w:val="1"/>
     <w:lvlOverride w:ilvl="0">
       <w:startOverride w:val="1"/>
     </w:lvlOverride>
@@ -1575,49 +1441,406 @@
 </file>
 
 <file path=word/styles.xml><?xml version="1.0" encoding="utf-8"?>
-<w:styles xmlns:mc="http://schemas.openxmlformats.org/markup-compatibility/2006" xmlns:r="http://schemas.openxmlformats.org/officeDocument/2006/relationships" xmlns:w="http://schemas.openxmlformats.org/wordprocessingml/2006/main" xmlns:w14="http://schemas.microsoft.com/office/word/2010/wordml" xmlns:w15="http://schemas.microsoft.com/office/word/2012/wordml" mc:Ignorable="w14 w15">
+<w:styles xmlns:mc="http://schemas.openxmlformats.org/markup-compatibility/2006" xmlns:r="http://schemas.openxmlformats.org/officeDocument/2006/relationships" xmlns:w="http://schemas.openxmlformats.org/wordprocessingml/2006/main" xmlns:w14="http://schemas.microsoft.com/office/word/2010/wordml" xmlns:w15="http://schemas.microsoft.com/office/word/2012/wordml" xmlns:w16cid="http://schemas.microsoft.com/office/word/2016/wordml/cid" xmlns:w16se="http://schemas.microsoft.com/office/word/2015/wordml/symex" mc:Ignorable="w14 w15 w16se w16cid">
   <w:docDefaults>
     <w:rPrDefault>
       <w:rPr>
-        <w:rFonts w:ascii="Poppins" w:cs="Poppins" w:eastAsia="Poppins" w:hAnsi="Poppins"/>
+        <w:rFonts w:ascii="Poppins" w:eastAsia="Poppins" w:hAnsi="Poppins" w:cs="Poppins"/>
+        <w:lang w:val="en-US" w:eastAsia="en-US" w:bidi="ar-SA"/>
       </w:rPr>
     </w:rPrDefault>
     <w:pPrDefault/>
   </w:docDefaults>
-  <w:style w:type="paragraph" w:styleId="Normal" w:default="1">
+  <w:latentStyles w:defLockedState="0" w:defUIPriority="99" w:defSemiHidden="0" w:defUnhideWhenUsed="0" w:defQFormat="0" w:count="375">
+    <w:lsdException w:name="Normal" w:uiPriority="0" w:qFormat="1"/>
+    <w:lsdException w:name="heading 1" w:uiPriority="9" w:qFormat="1"/>
+    <w:lsdException w:name="heading 2" w:semiHidden="1" w:uiPriority="9" w:unhideWhenUsed="1" w:qFormat="1"/>
+    <w:lsdException w:name="heading 3" w:semiHidden="1" w:uiPriority="9" w:unhideWhenUsed="1" w:qFormat="1"/>
+    <w:lsdException w:name="heading 4" w:semiHidden="1" w:uiPriority="9" w:unhideWhenUsed="1" w:qFormat="1"/>
+    <w:lsdException w:name="heading 5" w:semiHidden="1" w:uiPriority="9" w:unhideWhenUsed="1" w:qFormat="1"/>
+    <w:lsdException w:name="heading 6" w:semiHidden="1" w:uiPriority="9" w:unhideWhenUsed="1" w:qFormat="1"/>
+    <w:lsdException w:name="heading 7" w:semiHidden="1" w:uiPriority="9" w:unhideWhenUsed="1" w:qFormat="1"/>
+    <w:lsdException w:name="heading 8" w:semiHidden="1" w:uiPriority="9" w:unhideWhenUsed="1" w:qFormat="1"/>
+    <w:lsdException w:name="heading 9" w:semiHidden="1" w:uiPriority="9" w:unhideWhenUsed="1" w:qFormat="1"/>
+    <w:lsdException w:name="index 1" w:semiHidden="1" w:unhideWhenUsed="1"/>
+    <w:lsdException w:name="index 2" w:semiHidden="1" w:unhideWhenUsed="1"/>
+    <w:lsdException w:name="index 3" w:semiHidden="1" w:unhideWhenUsed="1"/>
+    <w:lsdException w:name="index 4" w:semiHidden="1" w:unhideWhenUsed="1"/>
+    <w:lsdException w:name="index 5" w:semiHidden="1" w:unhideWhenUsed="1"/>
+    <w:lsdException w:name="index 6" w:semiHidden="1" w:unhideWhenUsed="1"/>
+    <w:lsdException w:name="index 7" w:semiHidden="1" w:unhideWhenUsed="1"/>
+    <w:lsdException w:name="index 8" w:semiHidden="1" w:unhideWhenUsed="1"/>
+    <w:lsdException w:name="index 9" w:semiHidden="1" w:unhideWhenUsed="1"/>
+    <w:lsdException w:name="toc 1" w:semiHidden="1" w:uiPriority="39" w:unhideWhenUsed="1"/>
+    <w:lsdException w:name="toc 2" w:semiHidden="1" w:uiPriority="39" w:unhideWhenUsed="1"/>
+    <w:lsdException w:name="toc 3" w:semiHidden="1" w:uiPriority="39" w:unhideWhenUsed="1"/>
+    <w:lsdException w:name="toc 4" w:semiHidden="1" w:uiPriority="39" w:unhideWhenUsed="1"/>
+    <w:lsdException w:name="toc 5" w:semiHidden="1" w:uiPriority="39" w:unhideWhenUsed="1"/>
+    <w:lsdException w:name="toc 6" w:semiHidden="1" w:uiPriority="39" w:unhideWhenUsed="1"/>
+    <w:lsdException w:name="toc 7" w:semiHidden="1" w:uiPriority="39" w:unhideWhenUsed="1"/>
+    <w:lsdException w:name="toc 8" w:semiHidden="1" w:uiPriority="39" w:unhideWhenUsed="1"/>
+    <w:lsdException w:name="toc 9" w:semiHidden="1" w:uiPriority="39" w:unhideWhenUsed="1"/>
+    <w:lsdException w:name="Normal Indent" w:semiHidden="1" w:unhideWhenUsed="1"/>
+    <w:lsdException w:name="footnote text" w:semiHidden="1" w:unhideWhenUsed="1"/>
+    <w:lsdException w:name="annotation text" w:semiHidden="1" w:unhideWhenUsed="1"/>
+    <w:lsdException w:name="header" w:semiHidden="1" w:unhideWhenUsed="1"/>
+    <w:lsdException w:name="footer" w:semiHidden="1" w:unhideWhenUsed="1"/>
+    <w:lsdException w:name="index heading" w:semiHidden="1" w:unhideWhenUsed="1"/>
+    <w:lsdException w:name="caption" w:semiHidden="1" w:uiPriority="35" w:unhideWhenUsed="1" w:qFormat="1"/>
+    <w:lsdException w:name="table of figures" w:semiHidden="1" w:unhideWhenUsed="1"/>
+    <w:lsdException w:name="envelope address" w:semiHidden="1" w:unhideWhenUsed="1"/>
+    <w:lsdException w:name="envelope return" w:semiHidden="1" w:unhideWhenUsed="1"/>
+    <w:lsdException w:name="footnote reference" w:semiHidden="1" w:unhideWhenUsed="1"/>
+    <w:lsdException w:name="annotation reference" w:semiHidden="1" w:unhideWhenUsed="1"/>
+    <w:lsdException w:name="line number" w:semiHidden="1" w:unhideWhenUsed="1"/>
+    <w:lsdException w:name="page number" w:semiHidden="1" w:unhideWhenUsed="1"/>
+    <w:lsdException w:name="endnote reference" w:semiHidden="1" w:unhideWhenUsed="1"/>
+    <w:lsdException w:name="endnote text" w:semiHidden="1" w:unhideWhenUsed="1"/>
+    <w:lsdException w:name="table of authorities" w:semiHidden="1" w:unhideWhenUsed="1"/>
+    <w:lsdException w:name="macro" w:semiHidden="1" w:unhideWhenUsed="1"/>
+    <w:lsdException w:name="toa heading" w:semiHidden="1" w:unhideWhenUsed="1"/>
+    <w:lsdException w:name="List" w:semiHidden="1" w:unhideWhenUsed="1"/>
+    <w:lsdException w:name="List Bullet" w:semiHidden="1" w:unhideWhenUsed="1"/>
+    <w:lsdException w:name="List Number" w:semiHidden="1" w:unhideWhenUsed="1"/>
+    <w:lsdException w:name="List 2" w:semiHidden="1" w:unhideWhenUsed="1"/>
+    <w:lsdException w:name="List 3" w:semiHidden="1" w:unhideWhenUsed="1"/>
+    <w:lsdException w:name="List 4" w:semiHidden="1" w:unhideWhenUsed="1"/>
+    <w:lsdException w:name="List 5" w:semiHidden="1" w:unhideWhenUsed="1"/>
+    <w:lsdException w:name="List Bullet 2" w:semiHidden="1" w:unhideWhenUsed="1"/>
+    <w:lsdException w:name="List Bullet 3" w:semiHidden="1" w:unhideWhenUsed="1"/>
+    <w:lsdException w:name="List Bullet 4" w:semiHidden="1" w:unhideWhenUsed="1"/>
+    <w:lsdException w:name="List Bullet 5" w:semiHidden="1" w:unhideWhenUsed="1"/>
+    <w:lsdException w:name="List Number 2" w:semiHidden="1" w:unhideWhenUsed="1"/>
+    <w:lsdException w:name="List Number 3" w:semiHidden="1" w:unhideWhenUsed="1"/>
+    <w:lsdException w:name="List Number 4" w:semiHidden="1" w:unhideWhenUsed="1"/>
+    <w:lsdException w:name="List Number 5" w:semiHidden="1" w:unhideWhenUsed="1"/>
+    <w:lsdException w:name="Title" w:uiPriority="10" w:qFormat="1"/>
+    <w:lsdException w:name="Closing" w:semiHidden="1" w:unhideWhenUsed="1"/>
+    <w:lsdException w:name="Signature" w:semiHidden="1" w:unhideWhenUsed="1"/>
+    <w:lsdException w:name="Default Paragraph Font" w:semiHidden="1" w:uiPriority="1" w:unhideWhenUsed="1"/>
+    <w:lsdException w:name="Body Text" w:semiHidden="1" w:unhideWhenUsed="1"/>
+    <w:lsdException w:name="Body Text Indent" w:semiHidden="1" w:unhideWhenUsed="1"/>
+    <w:lsdException w:name="List Continue" w:semiHidden="1" w:unhideWhenUsed="1"/>
+    <w:lsdException w:name="List Continue 2" w:semiHidden="1" w:unhideWhenUsed="1"/>
+    <w:lsdException w:name="List Continue 3" w:semiHidden="1" w:unhideWhenUsed="1"/>
+    <w:lsdException w:name="List Continue 4" w:semiHidden="1" w:unhideWhenUsed="1"/>
+    <w:lsdException w:name="List Continue 5" w:semiHidden="1" w:unhideWhenUsed="1"/>
+    <w:lsdException w:name="Message Header" w:semiHidden="1" w:unhideWhenUsed="1"/>
+    <w:lsdException w:name="Subtitle" w:uiPriority="11" w:qFormat="1"/>
+    <w:lsdException w:name="Salutation" w:semiHidden="1" w:unhideWhenUsed="1"/>
+    <w:lsdException w:name="Date" w:semiHidden="1" w:unhideWhenUsed="1"/>
+    <w:lsdException w:name="Body Text First Indent" w:semiHidden="1" w:unhideWhenUsed="1"/>
+    <w:lsdException w:name="Body Text First Indent 2" w:semiHidden="1" w:unhideWhenUsed="1"/>
+    <w:lsdException w:name="Note Heading" w:semiHidden="1" w:unhideWhenUsed="1"/>
+    <w:lsdException w:name="Body Text 2" w:semiHidden="1" w:unhideWhenUsed="1"/>
+    <w:lsdException w:name="Body Text 3" w:semiHidden="1" w:unhideWhenUsed="1"/>
+    <w:lsdException w:name="Body Text Indent 2" w:semiHidden="1" w:unhideWhenUsed="1"/>
+    <w:lsdException w:name="Body Text Indent 3" w:semiHidden="1" w:unhideWhenUsed="1"/>
+    <w:lsdException w:name="Block Text" w:semiHidden="1" w:unhideWhenUsed="1"/>
+    <w:lsdException w:name="Hyperlink" w:semiHidden="1" w:unhideWhenUsed="1"/>
+    <w:lsdException w:name="FollowedHyperlink" w:semiHidden="1" w:unhideWhenUsed="1"/>
+    <w:lsdException w:name="Strong" w:uiPriority="22" w:qFormat="1"/>
+    <w:lsdException w:name="Emphasis" w:uiPriority="20" w:qFormat="1"/>
+    <w:lsdException w:name="Document Map" w:semiHidden="1" w:unhideWhenUsed="1"/>
+    <w:lsdException w:name="Plain Text" w:semiHidden="1" w:unhideWhenUsed="1"/>
+    <w:lsdException w:name="E-mail Signature" w:semiHidden="1" w:unhideWhenUsed="1"/>
+    <w:lsdException w:name="HTML Top of Form" w:semiHidden="1" w:unhideWhenUsed="1"/>
+    <w:lsdException w:name="HTML Bottom of Form" w:semiHidden="1" w:unhideWhenUsed="1"/>
+    <w:lsdException w:name="Normal (Web)" w:semiHidden="1" w:unhideWhenUsed="1"/>
+    <w:lsdException w:name="HTML Acronym" w:semiHidden="1" w:unhideWhenUsed="1"/>
+    <w:lsdException w:name="HTML Address" w:semiHidden="1" w:unhideWhenUsed="1"/>
+    <w:lsdException w:name="HTML Cite" w:semiHidden="1" w:unhideWhenUsed="1"/>
+    <w:lsdException w:name="HTML Code" w:semiHidden="1" w:unhideWhenUsed="1"/>
+    <w:lsdException w:name="HTML Definition" w:semiHidden="1" w:unhideWhenUsed="1"/>
+    <w:lsdException w:name="HTML Keyboard" w:semiHidden="1" w:unhideWhenUsed="1"/>
+    <w:lsdException w:name="HTML Preformatted" w:semiHidden="1" w:unhideWhenUsed="1"/>
+    <w:lsdException w:name="HTML Sample" w:semiHidden="1" w:unhideWhenUsed="1"/>
+    <w:lsdException w:name="HTML Typewriter" w:semiHidden="1" w:unhideWhenUsed="1"/>
+    <w:lsdException w:name="HTML Variable" w:semiHidden="1" w:unhideWhenUsed="1"/>
+    <w:lsdException w:name="Normal Table" w:semiHidden="1" w:unhideWhenUsed="1"/>
+    <w:lsdException w:name="annotation subject" w:semiHidden="1" w:unhideWhenUsed="1"/>
+    <w:lsdException w:name="No List" w:semiHidden="1" w:unhideWhenUsed="1"/>
+    <w:lsdException w:name="Outline List 1" w:semiHidden="1" w:unhideWhenUsed="1"/>
+    <w:lsdException w:name="Outline List 2" w:semiHidden="1" w:unhideWhenUsed="1"/>
+    <w:lsdException w:name="Outline List 3" w:semiHidden="1" w:unhideWhenUsed="1"/>
+    <w:lsdException w:name="Table Simple 1" w:semiHidden="1" w:unhideWhenUsed="1"/>
+    <w:lsdException w:name="Table Simple 2" w:semiHidden="1" w:unhideWhenUsed="1"/>
+    <w:lsdException w:name="Table Simple 3" w:semiHidden="1" w:unhideWhenUsed="1"/>
+    <w:lsdException w:name="Table Classic 1" w:semiHidden="1" w:unhideWhenUsed="1"/>
+    <w:lsdException w:name="Table Classic 2" w:semiHidden="1" w:unhideWhenUsed="1"/>
+    <w:lsdException w:name="Table Classic 3" w:semiHidden="1" w:unhideWhenUsed="1"/>
+    <w:lsdException w:name="Table Classic 4" w:semiHidden="1" w:unhideWhenUsed="1"/>
+    <w:lsdException w:name="Table Colorful 1" w:semiHidden="1" w:unhideWhenUsed="1"/>
+    <w:lsdException w:name="Table Colorful 2" w:semiHidden="1" w:unhideWhenUsed="1"/>
+    <w:lsdException w:name="Table Colorful 3" w:semiHidden="1" w:unhideWhenUsed="1"/>
+    <w:lsdException w:name="Table Columns 1" w:semiHidden="1" w:unhideWhenUsed="1"/>
+    <w:lsdException w:name="Table Columns 2" w:semiHidden="1" w:unhideWhenUsed="1"/>
+    <w:lsdException w:name="Table Columns 3" w:semiHidden="1" w:unhideWhenUsed="1"/>
+    <w:lsdException w:name="Table Columns 4" w:semiHidden="1" w:unhideWhenUsed="1"/>
+    <w:lsdException w:name="Table Columns 5" w:semiHidden="1" w:unhideWhenUsed="1"/>
+    <w:lsdException w:name="Table Grid 1" w:semiHidden="1" w:unhideWhenUsed="1"/>
+    <w:lsdException w:name="Table Grid 2" w:semiHidden="1" w:unhideWhenUsed="1"/>
+    <w:lsdException w:name="Table Grid 3" w:semiHidden="1" w:unhideWhenUsed="1"/>
+    <w:lsdException w:name="Table Grid 4" w:semiHidden="1" w:unhideWhenUsed="1"/>
+    <w:lsdException w:name="Table Grid 5" w:semiHidden="1" w:unhideWhenUsed="1"/>
+    <w:lsdException w:name="Table Grid 6" w:semiHidden="1" w:unhideWhenUsed="1"/>
+    <w:lsdException w:name="Table Grid 7" w:semiHidden="1" w:unhideWhenUsed="1"/>
+    <w:lsdException w:name="Table Grid 8" w:semiHidden="1" w:unhideWhenUsed="1"/>
+    <w:lsdException w:name="Table List 1" w:semiHidden="1" w:unhideWhenUsed="1"/>
+    <w:lsdException w:name="Table List 2" w:semiHidden="1" w:unhideWhenUsed="1"/>
+    <w:lsdException w:name="Table List 3" w:semiHidden="1" w:unhideWhenUsed="1"/>
+    <w:lsdException w:name="Table List 4" w:semiHidden="1" w:unhideWhenUsed="1"/>
+    <w:lsdException w:name="Table List 5" w:semiHidden="1" w:unhideWhenUsed="1"/>
+    <w:lsdException w:name="Table List 6" w:semiHidden="1" w:unhideWhenUsed="1"/>
+    <w:lsdException w:name="Table List 7" w:semiHidden="1" w:unhideWhenUsed="1"/>
+    <w:lsdException w:name="Table List 8" w:semiHidden="1" w:unhideWhenUsed="1"/>
+    <w:lsdException w:name="Table 3D effects 1" w:semiHidden="1" w:unhideWhenUsed="1"/>
+    <w:lsdException w:name="Table 3D effects 2" w:semiHidden="1" w:unhideWhenUsed="1"/>
+    <w:lsdException w:name="Table 3D effects 3" w:semiHidden="1" w:unhideWhenUsed="1"/>
+    <w:lsdException w:name="Table Contemporary" w:semiHidden="1" w:unhideWhenUsed="1"/>
+    <w:lsdException w:name="Table Elegant" w:semiHidden="1" w:unhideWhenUsed="1"/>
+    <w:lsdException w:name="Table Professional" w:semiHidden="1" w:unhideWhenUsed="1"/>
+    <w:lsdException w:name="Table Subtle 1" w:semiHidden="1" w:unhideWhenUsed="1"/>
+    <w:lsdException w:name="Table Subtle 2" w:semiHidden="1" w:unhideWhenUsed="1"/>
+    <w:lsdException w:name="Table Web 1" w:semiHidden="1" w:unhideWhenUsed="1"/>
+    <w:lsdException w:name="Table Web 2" w:semiHidden="1" w:unhideWhenUsed="1"/>
+    <w:lsdException w:name="Table Web 3" w:semiHidden="1" w:unhideWhenUsed="1"/>
+    <w:lsdException w:name="Balloon Text" w:semiHidden="1" w:unhideWhenUsed="1"/>
+    <w:lsdException w:name="Table Grid" w:uiPriority="39"/>
+    <w:lsdException w:name="Table Theme" w:semiHidden="1" w:unhideWhenUsed="1"/>
+    <w:lsdException w:name="Placeholder Text" w:semiHidden="1"/>
+    <w:lsdException w:name="No Spacing" w:uiPriority="1" w:qFormat="1"/>
+    <w:lsdException w:name="Light Shading" w:uiPriority="60"/>
+    <w:lsdException w:name="Light List" w:uiPriority="61"/>
+    <w:lsdException w:name="Light Grid" w:uiPriority="62"/>
+    <w:lsdException w:name="Medium Shading 1" w:uiPriority="63"/>
+    <w:lsdException w:name="Medium Shading 2" w:uiPriority="64"/>
+    <w:lsdException w:name="Medium List 1" w:uiPriority="65"/>
+    <w:lsdException w:name="Medium List 2" w:uiPriority="66"/>
+    <w:lsdException w:name="Medium Grid 1" w:uiPriority="67"/>
+    <w:lsdException w:name="Medium Grid 2" w:uiPriority="68"/>
+    <w:lsdException w:name="Medium Grid 3" w:uiPriority="69"/>
+    <w:lsdException w:name="Dark List" w:uiPriority="70"/>
+    <w:lsdException w:name="Colorful Shading" w:uiPriority="71"/>
+    <w:lsdException w:name="Colorful List" w:uiPriority="72"/>
+    <w:lsdException w:name="Colorful Grid" w:uiPriority="73"/>
+    <w:lsdException w:name="Light Shading Accent 1" w:uiPriority="60"/>
+    <w:lsdException w:name="Light List Accent 1" w:uiPriority="61"/>
+    <w:lsdException w:name="Light Grid Accent 1" w:uiPriority="62"/>
+    <w:lsdException w:name="Medium Shading 1 Accent 1" w:uiPriority="63"/>
+    <w:lsdException w:name="Medium Shading 2 Accent 1" w:uiPriority="64"/>
+    <w:lsdException w:name="Medium List 1 Accent 1" w:uiPriority="65"/>
+    <w:lsdException w:name="Revision" w:semiHidden="1"/>
+    <w:lsdException w:name="List Paragraph" w:uiPriority="34" w:qFormat="1"/>
+    <w:lsdException w:name="Quote" w:uiPriority="29" w:qFormat="1"/>
+    <w:lsdException w:name="Intense Quote" w:uiPriority="30" w:qFormat="1"/>
+    <w:lsdException w:name="Medium List 2 Accent 1" w:uiPriority="66"/>
+    <w:lsdException w:name="Medium Grid 1 Accent 1" w:uiPriority="67"/>
+    <w:lsdException w:name="Medium Grid 2 Accent 1" w:uiPriority="68"/>
+    <w:lsdException w:name="Medium Grid 3 Accent 1" w:uiPriority="69"/>
+    <w:lsdException w:name="Dark List Accent 1" w:uiPriority="70"/>
+    <w:lsdException w:name="Colorful Shading Accent 1" w:uiPriority="71"/>
+    <w:lsdException w:name="Colorful List Accent 1" w:uiPriority="72"/>
+    <w:lsdException w:name="Colorful Grid Accent 1" w:uiPriority="73"/>
+    <w:lsdException w:name="Light Shading Accent 2" w:uiPriority="60"/>
+    <w:lsdException w:name="Light List Accent 2" w:uiPriority="61"/>
+    <w:lsdException w:name="Light Grid Accent 2" w:uiPriority="62"/>
+    <w:lsdException w:name="Medium Shading 1 Accent 2" w:uiPriority="63"/>
+    <w:lsdException w:name="Medium Shading 2 Accent 2" w:uiPriority="64"/>
+    <w:lsdException w:name="Medium List 1 Accent 2" w:uiPriority="65"/>
+    <w:lsdException w:name="Medium List 2 Accent 2" w:uiPriority="66"/>
+    <w:lsdException w:name="Medium Grid 1 Accent 2" w:uiPriority="67"/>
+    <w:lsdException w:name="Medium Grid 2 Accent 2" w:uiPriority="68"/>
+    <w:lsdException w:name="Medium Grid 3 Accent 2" w:uiPriority="69"/>
+    <w:lsdException w:name="Dark List Accent 2" w:uiPriority="70"/>
+    <w:lsdException w:name="Colorful Shading Accent 2" w:uiPriority="71"/>
+    <w:lsdException w:name="Colorful List Accent 2" w:uiPriority="72"/>
+    <w:lsdException w:name="Colorful Grid Accent 2" w:uiPriority="73"/>
+    <w:lsdException w:name="Light Shading Accent 3" w:uiPriority="60"/>
+    <w:lsdException w:name="Light List Accent 3" w:uiPriority="61"/>
+    <w:lsdException w:name="Light Grid Accent 3" w:uiPriority="62"/>
+    <w:lsdException w:name="Medium Shading 1 Accent 3" w:uiPriority="63"/>
+    <w:lsdException w:name="Medium Shading 2 Accent 3" w:uiPriority="64"/>
+    <w:lsdException w:name="Medium List 1 Accent 3" w:uiPriority="65"/>
+    <w:lsdException w:name="Medium List 2 Accent 3" w:uiPriority="66"/>
+    <w:lsdException w:name="Medium Grid 1 Accent 3" w:uiPriority="67"/>
+    <w:lsdException w:name="Medium Grid 2 Accent 3" w:uiPriority="68"/>
+    <w:lsdException w:name="Medium Grid 3 Accent 3" w:uiPriority="69"/>
+    <w:lsdException w:name="Dark List Accent 3" w:uiPriority="70"/>
+    <w:lsdException w:name="Colorful Shading Accent 3" w:uiPriority="71"/>
+    <w:lsdException w:name="Colorful List Accent 3" w:uiPriority="72"/>
+    <w:lsdException w:name="Colorful Grid Accent 3" w:uiPriority="73"/>
+    <w:lsdException w:name="Light Shading Accent 4" w:uiPriority="60"/>
+    <w:lsdException w:name="Light List Accent 4" w:uiPriority="61"/>
+    <w:lsdException w:name="Light Grid Accent 4" w:uiPriority="62"/>
+    <w:lsdException w:name="Medium Shading 1 Accent 4" w:uiPriority="63"/>
+    <w:lsdException w:name="Medium Shading 2 Accent 4" w:uiPriority="64"/>
+    <w:lsdException w:name="Medium List 1 Accent 4" w:uiPriority="65"/>
+    <w:lsdException w:name="Medium List 2 Accent 4" w:uiPriority="66"/>
+    <w:lsdException w:name="Medium Grid 1 Accent 4" w:uiPriority="67"/>
+    <w:lsdException w:name="Medium Grid 2 Accent 4" w:uiPriority="68"/>
+    <w:lsdException w:name="Medium Grid 3 Accent 4" w:uiPriority="69"/>
+    <w:lsdException w:name="Dark List Accent 4" w:uiPriority="70"/>
+    <w:lsdException w:name="Colorful Shading Accent 4" w:uiPriority="71"/>
+    <w:lsdException w:name="Colorful List Accent 4" w:uiPriority="72"/>
+    <w:lsdException w:name="Colorful Grid Accent 4" w:uiPriority="73"/>
+    <w:lsdException w:name="Light Shading Accent 5" w:uiPriority="60"/>
+    <w:lsdException w:name="Light List Accent 5" w:uiPriority="61"/>
+    <w:lsdException w:name="Light Grid Accent 5" w:uiPriority="62"/>
+    <w:lsdException w:name="Medium Shading 1 Accent 5" w:uiPriority="63"/>
+    <w:lsdException w:name="Medium Shading 2 Accent 5" w:uiPriority="64"/>
+    <w:lsdException w:name="Medium List 1 Accent 5" w:uiPriority="65"/>
+    <w:lsdException w:name="Medium List 2 Accent 5" w:uiPriority="66"/>
+    <w:lsdException w:name="Medium Grid 1 Accent 5" w:uiPriority="67"/>
+    <w:lsdException w:name="Medium Grid 2 Accent 5" w:uiPriority="68"/>
+    <w:lsdException w:name="Medium Grid 3 Accent 5" w:uiPriority="69"/>
+    <w:lsdException w:name="Dark List Accent 5" w:uiPriority="70"/>
+    <w:lsdException w:name="Colorful Shading Accent 5" w:uiPriority="71"/>
+    <w:lsdException w:name="Colorful List Accent 5" w:uiPriority="72"/>
+    <w:lsdException w:name="Colorful Grid Accent 5" w:uiPriority="73"/>
+    <w:lsdException w:name="Light Shading Accent 6" w:uiPriority="60"/>
+    <w:lsdException w:name="Light List Accent 6" w:uiPriority="61"/>
+    <w:lsdException w:name="Light Grid Accent 6" w:uiPriority="62"/>
+    <w:lsdException w:name="Medium Shading 1 Accent 6" w:uiPriority="63"/>
+    <w:lsdException w:name="Medium Shading 2 Accent 6" w:uiPriority="64"/>
+    <w:lsdException w:name="Medium List 1 Accent 6" w:uiPriority="65"/>
+    <w:lsdException w:name="Medium List 2 Accent 6" w:uiPriority="66"/>
+    <w:lsdException w:name="Medium Grid 1 Accent 6" w:uiPriority="67"/>
+    <w:lsdException w:name="Medium Grid 2 Accent 6" w:uiPriority="68"/>
+    <w:lsdException w:name="Medium Grid 3 Accent 6" w:uiPriority="69"/>
+    <w:lsdException w:name="Dark List Accent 6" w:uiPriority="70"/>
+    <w:lsdException w:name="Colorful Shading Accent 6" w:uiPriority="71"/>
+    <w:lsdException w:name="Colorful List Accent 6" w:uiPriority="72"/>
+    <w:lsdException w:name="Colorful Grid Accent 6" w:uiPriority="73"/>
+    <w:lsdException w:name="Subtle Emphasis" w:uiPriority="19" w:qFormat="1"/>
+    <w:lsdException w:name="Intense Emphasis" w:uiPriority="21" w:qFormat="1"/>
+    <w:lsdException w:name="Subtle Reference" w:uiPriority="31" w:qFormat="1"/>
+    <w:lsdException w:name="Intense Reference" w:uiPriority="32" w:qFormat="1"/>
+    <w:lsdException w:name="Book Title" w:uiPriority="33" w:qFormat="1"/>
+    <w:lsdException w:name="Bibliography" w:semiHidden="1" w:uiPriority="37" w:unhideWhenUsed="1"/>
+    <w:lsdException w:name="TOC Heading" w:semiHidden="1" w:uiPriority="39" w:unhideWhenUsed="1" w:qFormat="1"/>
+    <w:lsdException w:name="Plain Table 1" w:uiPriority="41"/>
+    <w:lsdException w:name="Plain Table 2" w:uiPriority="42"/>
+    <w:lsdException w:name="Plain Table 3" w:uiPriority="43"/>
+    <w:lsdException w:name="Plain Table 4" w:uiPriority="44"/>
+    <w:lsdException w:name="Plain Table 5" w:uiPriority="45"/>
+    <w:lsdException w:name="Grid Table Light" w:uiPriority="40"/>
+    <w:lsdException w:name="Grid Table 1 Light" w:uiPriority="46"/>
+    <w:lsdException w:name="Grid Table 2" w:uiPriority="47"/>
+    <w:lsdException w:name="Grid Table 3" w:uiPriority="48"/>
+    <w:lsdException w:name="Grid Table 4" w:uiPriority="49"/>
+    <w:lsdException w:name="Grid Table 5 Dark" w:uiPriority="50"/>
+    <w:lsdException w:name="Grid Table 6 Colorful" w:uiPriority="51"/>
+    <w:lsdException w:name="Grid Table 7 Colorful" w:uiPriority="52"/>
+    <w:lsdException w:name="Grid Table 1 Light Accent 1" w:uiPriority="46"/>
+    <w:lsdException w:name="Grid Table 2 Accent 1" w:uiPriority="47"/>
+    <w:lsdException w:name="Grid Table 3 Accent 1" w:uiPriority="48"/>
+    <w:lsdException w:name="Grid Table 4 Accent 1" w:uiPriority="49"/>
+    <w:lsdException w:name="Grid Table 5 Dark Accent 1" w:uiPriority="50"/>
+    <w:lsdException w:name="Grid Table 6 Colorful Accent 1" w:uiPriority="51"/>
+    <w:lsdException w:name="Grid Table 7 Colorful Accent 1" w:uiPriority="52"/>
+    <w:lsdException w:name="Grid Table 1 Light Accent 2" w:uiPriority="46"/>
+    <w:lsdException w:name="Grid Table 2 Accent 2" w:uiPriority="47"/>
+    <w:lsdException w:name="Grid Table 3 Accent 2" w:uiPriority="48"/>
+    <w:lsdException w:name="Grid Table 4 Accent 2" w:uiPriority="49"/>
+    <w:lsdException w:name="Grid Table 5 Dark Accent 2" w:uiPriority="50"/>
+    <w:lsdException w:name="Grid Table 6 Colorful Accent 2" w:uiPriority="51"/>
+    <w:lsdException w:name="Grid Table 7 Colorful Accent 2" w:uiPriority="52"/>
+    <w:lsdException w:name="Grid Table 1 Light Accent 3" w:uiPriority="46"/>
+    <w:lsdException w:name="Grid Table 2 Accent 3" w:uiPriority="47"/>
+    <w:lsdException w:name="Grid Table 3 Accent 3" w:uiPriority="48"/>
+    <w:lsdException w:name="Grid Table 4 Accent 3" w:uiPriority="49"/>
+    <w:lsdException w:name="Grid Table 5 Dark Accent 3" w:uiPriority="50"/>
+    <w:lsdException w:name="Grid Table 6 Colorful Accent 3" w:uiPriority="51"/>
+    <w:lsdException w:name="Grid Table 7 Colorful Accent 3" w:uiPriority="52"/>
+    <w:lsdException w:name="Grid Table 1 Light Accent 4" w:uiPriority="46"/>
+    <w:lsdException w:name="Grid Table 2 Accent 4" w:uiPriority="47"/>
+    <w:lsdException w:name="Grid Table 3 Accent 4" w:uiPriority="48"/>
+    <w:lsdException w:name="Grid Table 4 Accent 4" w:uiPriority="49"/>
+    <w:lsdException w:name="Grid Table 5 Dark Accent 4" w:uiPriority="50"/>
+    <w:lsdException w:name="Grid Table 6 Colorful Accent 4" w:uiPriority="51"/>
+    <w:lsdException w:name="Grid Table 7 Colorful Accent 4" w:uiPriority="52"/>
+    <w:lsdException w:name="Grid Table 1 Light Accent 5" w:uiPriority="46"/>
+    <w:lsdException w:name="Grid Table 2 Accent 5" w:uiPriority="47"/>
+    <w:lsdException w:name="Grid Table 3 Accent 5" w:uiPriority="48"/>
+    <w:lsdException w:name="Grid Table 4 Accent 5" w:uiPriority="49"/>
+    <w:lsdException w:name="Grid Table 5 Dark Accent 5" w:uiPriority="50"/>
+    <w:lsdException w:name="Grid Table 6 Colorful Accent 5" w:uiPriority="51"/>
+    <w:lsdException w:name="Grid Table 7 Colorful Accent 5" w:uiPriority="52"/>
+    <w:lsdException w:name="Grid Table 1 Light Accent 6" w:uiPriority="46"/>
+    <w:lsdException w:name="Grid Table 2 Accent 6" w:uiPriority="47"/>
+    <w:lsdException w:name="Grid Table 3 Accent 6" w:uiPriority="48"/>
+    <w:lsdException w:name="Grid Table 4 Accent 6" w:uiPriority="49"/>
+    <w:lsdException w:name="Grid Table 5 Dark Accent 6" w:uiPriority="50"/>
+    <w:lsdException w:name="Grid Table 6 Colorful Accent 6" w:uiPriority="51"/>
+    <w:lsdException w:name="Grid Table 7 Colorful Accent 6" w:uiPriority="52"/>
+    <w:lsdException w:name="List Table 1 Light" w:uiPriority="46"/>
+    <w:lsdException w:name="List Table 2" w:uiPriority="47"/>
+    <w:lsdException w:name="List Table 3" w:uiPriority="48"/>
+    <w:lsdException w:name="List Table 4" w:uiPriority="49"/>
+    <w:lsdException w:name="List Table 5 Dark" w:uiPriority="50"/>
+    <w:lsdException w:name="List Table 6 Colorful" w:uiPriority="51"/>
+    <w:lsdException w:name="List Table 7 Colorful" w:uiPriority="52"/>
+    <w:lsdException w:name="List Table 1 Light Accent 1" w:uiPriority="46"/>
+    <w:lsdException w:name="List Table 2 Accent 1" w:uiPriority="47"/>
+    <w:lsdException w:name="List Table 3 Accent 1" w:uiPriority="48"/>
+    <w:lsdException w:name="List Table 4 Accent 1" w:uiPriority="49"/>
+    <w:lsdException w:name="List Table 5 Dark Accent 1" w:uiPriority="50"/>
+    <w:lsdException w:name="List Table 6 Colorful Accent 1" w:uiPriority="51"/>
+    <w:lsdException w:name="List Table 7 Colorful Accent 1" w:uiPriority="52"/>
+    <w:lsdException w:name="List Table 1 Light Accent 2" w:uiPriority="46"/>
+    <w:lsdException w:name="List Table 2 Accent 2" w:uiPriority="47"/>
+    <w:lsdException w:name="List Table 3 Accent 2" w:uiPriority="48"/>
+    <w:lsdException w:name="List Table 4 Accent 2" w:uiPriority="49"/>
+    <w:lsdException w:name="List Table 5 Dark Accent 2" w:uiPriority="50"/>
+    <w:lsdException w:name="List Table 6 Colorful Accent 2" w:uiPriority="51"/>
+    <w:lsdException w:name="List Table 7 Colorful Accent 2" w:uiPriority="52"/>
+    <w:lsdException w:name="List Table 1 Light Accent 3" w:uiPriority="46"/>
+    <w:lsdException w:name="List Table 2 Accent 3" w:uiPriority="47"/>
+    <w:lsdException w:name="List Table 3 Accent 3" w:uiPriority="48"/>
+    <w:lsdException w:name="List Table 4 Accent 3" w:uiPriority="49"/>
+    <w:lsdException w:name="List Table 5 Dark Accent 3" w:uiPriority="50"/>
+    <w:lsdException w:name="List Table 6 Colorful Accent 3" w:uiPriority="51"/>
+    <w:lsdException w:name="List Table 7 Colorful Accent 3" w:uiPriority="52"/>
+    <w:lsdException w:name="List Table 1 Light Accent 4" w:uiPriority="46"/>
+    <w:lsdException w:name="List Table 2 Accent 4" w:uiPriority="47"/>
+    <w:lsdException w:name="List Table 3 Accent 4" w:uiPriority="48"/>
+    <w:lsdException w:name="List Table 4 Accent 4" w:uiPriority="49"/>
+    <w:lsdException w:name="List Table 5 Dark Accent 4" w:uiPriority="50"/>
+    <w:lsdException w:name="List Table 6 Colorful Accent 4" w:uiPriority="51"/>
+    <w:lsdException w:name="List Table 7 Colorful Accent 4" w:uiPriority="52"/>
+    <w:lsdException w:name="List Table 1 Light Accent 5" w:uiPriority="46"/>
+    <w:lsdException w:name="List Table 2 Accent 5" w:uiPriority="47"/>
+    <w:lsdException w:name="List Table 3 Accent 5" w:uiPriority="48"/>
+    <w:lsdException w:name="List Table 4 Accent 5" w:uiPriority="49"/>
+    <w:lsdException w:name="List Table 5 Dark Accent 5" w:uiPriority="50"/>
+    <w:lsdException w:name="List Table 6 Colorful Accent 5" w:uiPriority="51"/>
+    <w:lsdException w:name="List Table 7 Colorful Accent 5" w:uiPriority="52"/>
+    <w:lsdException w:name="List Table 1 Light Accent 6" w:uiPriority="46"/>
+    <w:lsdException w:name="List Table 2 Accent 6" w:uiPriority="47"/>
+    <w:lsdException w:name="List Table 3 Accent 6" w:uiPriority="48"/>
+    <w:lsdException w:name="List Table 4 Accent 6" w:uiPriority="49"/>
+    <w:lsdException w:name="List Table 5 Dark Accent 6" w:uiPriority="50"/>
+    <w:lsdException w:name="List Table 6 Colorful Accent 6" w:uiPriority="51"/>
+    <w:lsdException w:name="List Table 7 Colorful Accent 6" w:uiPriority="52"/>
+    <w:lsdException w:name="Mention" w:semiHidden="1" w:unhideWhenUsed="1"/>
+    <w:lsdException w:name="Smart Hyperlink" w:semiHidden="1" w:unhideWhenUsed="1"/>
+    <w:lsdException w:name="Hashtag" w:semiHidden="1" w:unhideWhenUsed="1"/>
+    <w:lsdException w:name="Unresolved Mention" w:semiHidden="1" w:unhideWhenUsed="1"/>
+  </w:latentStyles>
+  <w:style w:type="paragraph" w:default="1" w:styleId="Normal">
     <w:name w:val="Normal"/>
     <w:qFormat/>
   </w:style>
-  <w:style w:type="table" w:styleId="TableNormal" w:default="true">
-    <w:name w:val="Normal Table"/>
-    <w:uiPriority w:val="99"/>
-    <w:semiHidden/>
-    <w:unhideWhenUsed/>
-    <w:tblPr>
-      <w:tblInd w:type="dxa" w:w="0"/>
-      <w:tblCellMar>
-        <w:top w:type="dxa" w:w="0"/>
-        <w:left w:type="dxa" w:w="108"/>
-        <w:bottom w:type="dxa" w:w="0"/>
-        <w:right w:type="dxa" w:w="108"/>
-      </w:tblCellMar>
-    </w:tblPr>
-  </w:style>
-  <w:style w:type="paragraph" w:styleId="Title">
-    <w:name w:val="Title"/>
+  <w:style w:type="paragraph" w:styleId="Heading1">
+    <w:name w:val="heading 1"/>
     <w:basedOn w:val="Normal"/>
     <w:next w:val="Normal"/>
+    <w:uiPriority w:val="9"/>
     <w:qFormat/>
-    <w:rPr>
-      <w:sz w:val="56"/>
-      <w:szCs w:val="56"/>
-    </w:rPr>
-  </w:style>
-  <w:style w:type="paragraph" w:styleId="Heading1">
-    <w:name w:val="Heading 1"/>
-    <w:basedOn w:val="Normal"/>
-    <w:next w:val="Normal"/>
-    <w:qFormat/>
+    <w:pPr>
+      <w:outlineLvl w:val="0"/>
+    </w:pPr>
     <w:rPr>
       <w:color w:val="2E74B5"/>
       <w:sz w:val="32"/>
@@ -1625,10 +1848,15 @@
     </w:rPr>
   </w:style>
   <w:style w:type="paragraph" w:styleId="Heading2">
-    <w:name w:val="Heading 2"/>
+    <w:name w:val="heading 2"/>
     <w:basedOn w:val="Normal"/>
     <w:next w:val="Normal"/>
+    <w:uiPriority w:val="9"/>
+    <w:unhideWhenUsed/>
     <w:qFormat/>
+    <w:pPr>
+      <w:outlineLvl w:val="1"/>
+    </w:pPr>
     <w:rPr>
       <w:color w:val="2E74B5"/>
       <w:sz w:val="26"/>
@@ -1636,10 +1864,16 @@
     </w:rPr>
   </w:style>
   <w:style w:type="paragraph" w:styleId="Heading3">
-    <w:name w:val="Heading 3"/>
+    <w:name w:val="heading 3"/>
     <w:basedOn w:val="Normal"/>
     <w:next w:val="Normal"/>
+    <w:uiPriority w:val="9"/>
+    <w:semiHidden/>
+    <w:unhideWhenUsed/>
     <w:qFormat/>
+    <w:pPr>
+      <w:outlineLvl w:val="2"/>
+    </w:pPr>
     <w:rPr>
       <w:color w:val="1F4D78"/>
       <w:sz w:val="24"/>
@@ -1647,10 +1881,16 @@
     </w:rPr>
   </w:style>
   <w:style w:type="paragraph" w:styleId="Heading4">
-    <w:name w:val="Heading 4"/>
+    <w:name w:val="heading 4"/>
     <w:basedOn w:val="Normal"/>
     <w:next w:val="Normal"/>
+    <w:uiPriority w:val="9"/>
+    <w:semiHidden/>
+    <w:unhideWhenUsed/>
     <w:qFormat/>
+    <w:pPr>
+      <w:outlineLvl w:val="3"/>
+    </w:pPr>
     <w:rPr>
       <w:i/>
       <w:iCs/>
@@ -1658,25 +1898,75 @@
     </w:rPr>
   </w:style>
   <w:style w:type="paragraph" w:styleId="Heading5">
-    <w:name w:val="Heading 5"/>
+    <w:name w:val="heading 5"/>
     <w:basedOn w:val="Normal"/>
     <w:next w:val="Normal"/>
+    <w:uiPriority w:val="9"/>
+    <w:semiHidden/>
+    <w:unhideWhenUsed/>
     <w:qFormat/>
+    <w:pPr>
+      <w:outlineLvl w:val="4"/>
+    </w:pPr>
     <w:rPr>
       <w:color w:val="2E74B5"/>
     </w:rPr>
   </w:style>
   <w:style w:type="paragraph" w:styleId="Heading6">
-    <w:name w:val="Heading 6"/>
+    <w:name w:val="heading 6"/>
     <w:basedOn w:val="Normal"/>
     <w:next w:val="Normal"/>
+    <w:uiPriority w:val="9"/>
+    <w:semiHidden/>
+    <w:unhideWhenUsed/>
     <w:qFormat/>
+    <w:pPr>
+      <w:outlineLvl w:val="5"/>
+    </w:pPr>
     <w:rPr>
       <w:color w:val="1F4D78"/>
     </w:rPr>
   </w:style>
-  <w:style w:type="paragraph" w:styleId="Strong">
-    <w:name w:val="Strong"/>
+  <w:style w:type="character" w:default="1" w:styleId="DefaultParagraphFont">
+    <w:name w:val="Default Paragraph Font"/>
+    <w:uiPriority w:val="1"/>
+    <w:semiHidden/>
+    <w:unhideWhenUsed/>
+  </w:style>
+  <w:style w:type="table" w:default="1" w:styleId="TableNormal">
+    <w:name w:val="Normal Table"/>
+    <w:uiPriority w:val="99"/>
+    <w:semiHidden/>
+    <w:unhideWhenUsed/>
+    <w:tblPr>
+      <w:tblInd w:w="0" w:type="dxa"/>
+      <w:tblCellMar>
+        <w:top w:w="0" w:type="dxa"/>
+        <w:left w:w="108" w:type="dxa"/>
+        <w:bottom w:w="0" w:type="dxa"/>
+        <w:right w:w="108" w:type="dxa"/>
+      </w:tblCellMar>
+    </w:tblPr>
+  </w:style>
+  <w:style w:type="numbering" w:default="1" w:styleId="NoList">
+    <w:name w:val="No List"/>
+    <w:uiPriority w:val="99"/>
+    <w:semiHidden/>
+    <w:unhideWhenUsed/>
+  </w:style>
+  <w:style w:type="paragraph" w:styleId="Title">
+    <w:name w:val="Title"/>
+    <w:basedOn w:val="Normal"/>
+    <w:next w:val="Normal"/>
+    <w:uiPriority w:val="10"/>
+    <w:qFormat/>
+    <w:rPr>
+      <w:sz w:val="56"/>
+      <w:szCs w:val="56"/>
+    </w:rPr>
+  </w:style>
+  <w:style w:type="paragraph" w:customStyle="1" w:styleId="Strong1">
+    <w:name w:val="Strong1"/>
     <w:basedOn w:val="Normal"/>
     <w:next w:val="Normal"/>
     <w:qFormat/>
@@ -1692,7 +1982,6 @@
   </w:style>
   <w:style w:type="character" w:styleId="Hyperlink">
     <w:name w:val="Hyperlink"/>
-    <w:basedOn w:val="DefaultParagraphFont"/>
     <w:uiPriority w:val="99"/>
     <w:unhideWhenUsed/>
     <w:rPr>
@@ -1702,7 +1991,6 @@
   </w:style>
   <w:style w:type="character" w:styleId="FootnoteReference">
     <w:name w:val="footnote reference"/>
-    <w:basedOn w:val="DefaultParagraphFont"/>
     <w:uiPriority w:val="99"/>
     <w:semiHidden/>
     <w:unhideWhenUsed/>
@@ -1717,17 +2005,9 @@
     <w:uiPriority w:val="99"/>
     <w:semiHidden/>
     <w:unhideWhenUsed/>
-    <w:pPr>
-      <w:spacing w:after="0" w:line="240" w:lineRule="auto"/>
-    </w:pPr>
-    <w:rPr>
-      <w:sz w:val="20"/>
-      <w:szCs w:val="20"/>
-    </w:rPr>
   </w:style>
-  <w:style w:type="character" w:styleId="FootnoteTextChar">
+  <w:style w:type="character" w:customStyle="1" w:styleId="FootnoteTextChar">
     <w:name w:val="Footnote Text Char"/>
-    <w:basedOn w:val="DefaultParagraphFont"/>
     <w:link w:val="FootnoteText"/>
     <w:uiPriority w:val="99"/>
     <w:semiHidden/>
@@ -1739,7 +2019,6 @@
   </w:style>
   <w:style w:type="character" w:styleId="EndnoteReference">
     <w:name w:val="endnote reference"/>
-    <w:basedOn w:val="DefaultParagraphFont"/>
     <w:uiPriority w:val="99"/>
     <w:semiHidden/>
     <w:unhideWhenUsed/>
@@ -1754,17 +2033,9 @@
     <w:uiPriority w:val="99"/>
     <w:semiHidden/>
     <w:unhideWhenUsed/>
-    <w:pPr>
-      <w:spacing w:after="0" w:line="240" w:lineRule="auto"/>
-    </w:pPr>
-    <w:rPr>
-      <w:sz w:val="20"/>
-      <w:szCs w:val="20"/>
-    </w:rPr>
   </w:style>
-  <w:style w:type="character" w:styleId="EndnoteTextChar">
+  <w:style w:type="character" w:customStyle="1" w:styleId="EndnoteTextChar">
     <w:name w:val="Endnote Text Char"/>
-    <w:basedOn w:val="DefaultParagraphFont"/>
     <w:link w:val="EndnoteText"/>
     <w:uiPriority w:val="99"/>
     <w:semiHidden/>
@@ -1929,7 +2200,7 @@
         <a:solidFill>
           <a:schemeClr val="phClr"/>
         </a:solidFill>
-        <a:gradFill rotWithShape="true">
+        <a:gradFill rotWithShape="1">
           <a:gsLst>
             <a:gs pos="0">
               <a:schemeClr val="phClr">
@@ -1953,9 +2224,9 @@
               </a:schemeClr>
             </a:gs>
           </a:gsLst>
-          <a:lin ang="5400000" scaled="false"/>
+          <a:lin ang="5400000" scaled="0"/>
         </a:gradFill>
-        <a:gradFill rotWithShape="true">
+        <a:gradFill rotWithShape="1">
           <a:gsLst>
             <a:gs pos="0">
               <a:schemeClr val="phClr">
@@ -1979,7 +2250,7 @@
               </a:schemeClr>
             </a:gs>
           </a:gsLst>
-          <a:lin ang="5400000" scaled="false"/>
+          <a:lin ang="5400000" scaled="0"/>
         </a:gradFill>
       </a:fillStyleLst>
       <a:lnStyleLst>
@@ -2014,7 +2285,7 @@
         </a:effectStyle>
         <a:effectStyle>
           <a:effectLst>
-            <a:outerShdw blurRad="57150" dist="19050" dir="5400000" algn="ctr" rotWithShape="false">
+            <a:outerShdw blurRad="57150" dist="19050" dir="5400000" algn="ctr" rotWithShape="0">
               <a:srgbClr val="000000">
                 <a:alpha val="63000"/>
               </a:srgbClr>
@@ -2032,7 +2303,7 @@
             <a:satMod val="170000"/>
           </a:schemeClr>
         </a:solidFill>
-        <a:gradFill rotWithShape="true">
+        <a:gradFill rotWithShape="1">
           <a:gsLst>
             <a:gs pos="0">
               <a:schemeClr val="phClr">
@@ -2057,7 +2328,7 @@
               </a:schemeClr>
             </a:gs>
           </a:gsLst>
-          <a:lin ang="5400000" scaled="false"/>
+          <a:lin ang="5400000" scaled="0"/>
         </a:gradFill>
       </a:bgFillStyleLst>
     </a:fmtScheme>
